--- a/roadmap helpdesk.docx
+++ b/roadmap helpdesk.docx
@@ -1,6 +1,6 @@
 
 <file path=word/document.xml><?xml version="1.0" encoding="utf-8"?>
-<w:document xmlns:wpc="http://schemas.microsoft.com/office/word/2010/wordprocessingCanvas" xmlns:cx="http://schemas.microsoft.com/office/drawing/2014/chartex" xmlns:cx1="http://schemas.microsoft.com/office/drawing/2015/9/8/chartex" xmlns:cx2="http://schemas.microsoft.com/office/drawing/2015/10/21/chartex" xmlns:cx3="http://schemas.microsoft.com/office/drawing/2016/5/9/chartex" xmlns:cx4="http://schemas.microsoft.com/office/drawing/2016/5/10/chartex" xmlns:cx5="http://schemas.microsoft.com/office/drawing/2016/5/11/chartex" xmlns:cx6="http://schemas.microsoft.com/office/drawing/2016/5/12/chartex" xmlns:cx7="http://schemas.microsoft.com/office/drawing/2016/5/13/chartex" xmlns:cx8="http://schemas.microsoft.com/office/drawing/2016/5/14/chartex" xmlns:mc="http://schemas.openxmlformats.org/markup-compatibility/2006" xmlns:aink="http://schemas.microsoft.com/office/drawing/2016/ink" xmlns:am3d="http://schemas.microsoft.com/office/drawing/2017/model3d" xmlns:o="urn:schemas-microsoft-com:office:office" xmlns:oel="http://schemas.microsoft.com/office/2019/extlst" xmlns:r="http://schemas.openxmlformats.org/officeDocument/2006/relationships" xmlns:m="http://schemas.openxmlformats.org/officeDocument/2006/math" xmlns:v="urn:schemas-microsoft-com:vml" xmlns:wp14="http://schemas.microsoft.com/office/word/2010/wordprocessingDrawing" xmlns:wp="http://schemas.openxmlformats.org/drawingml/2006/wordprocessingDrawing" xmlns:w10="urn:schemas-microsoft-com:office:word" xmlns:w="http://schemas.openxmlformats.org/wordprocessingml/2006/main" xmlns:w14="http://schemas.microsoft.com/office/word/2010/wordml" xmlns:w15="http://schemas.microsoft.com/office/word/2012/wordml" xmlns:w16cex="http://schemas.microsoft.com/office/word/2018/wordml/cex" xmlns:w16cid="http://schemas.microsoft.com/office/word/2016/wordml/cid" xmlns:w16="http://schemas.microsoft.com/office/word/2018/wordml" xmlns:w16du="http://schemas.microsoft.com/office/word/2023/wordml/word16du" xmlns:w16sdtdh="http://schemas.microsoft.com/office/word/2020/wordml/sdtdatahash" xmlns:w16sdtfl="http://schemas.microsoft.com/office/word/2024/wordml/sdtformatlock" xmlns:w16se="http://schemas.microsoft.com/office/word/2015/wordml/symex" xmlns:wpg="http://schemas.microsoft.com/office/word/2010/wordprocessingGroup" xmlns:wpi="http://schemas.microsoft.com/office/word/2010/wordprocessingInk" xmlns:wne="http://schemas.microsoft.com/office/word/2006/wordml" xmlns:wps="http://schemas.microsoft.com/office/word/2010/wordprocessingShape" mc:Ignorable="w14 w15 w16se w16cid w16 w16cex w16sdtdh w16sdtfl w16du wp14">
+<w:document xmlns:wpc="http://schemas.microsoft.com/office/word/2010/wordprocessingCanvas" xmlns:mc="http://schemas.openxmlformats.org/markup-compatibility/2006" xmlns:o="urn:schemas-microsoft-com:office:office" xmlns:r="http://schemas.openxmlformats.org/officeDocument/2006/relationships" xmlns:m="http://schemas.openxmlformats.org/officeDocument/2006/math" xmlns:v="urn:schemas-microsoft-com:vml" xmlns:wp14="http://schemas.microsoft.com/office/word/2010/wordprocessingDrawing" xmlns:wp="http://schemas.openxmlformats.org/drawingml/2006/wordprocessingDrawing" xmlns:w10="urn:schemas-microsoft-com:office:word" xmlns:w="http://schemas.openxmlformats.org/wordprocessingml/2006/main" xmlns:w14="http://schemas.microsoft.com/office/word/2010/wordml" xmlns:wpg="http://schemas.microsoft.com/office/word/2010/wordprocessingGroup" xmlns:wpi="http://schemas.microsoft.com/office/word/2010/wordprocessingInk" xmlns:wne="http://schemas.microsoft.com/office/word/2006/wordml" xmlns:wps="http://schemas.microsoft.com/office/word/2010/wordprocessingShape" mc:Ignorable="w14 wp14">
   <w:body>
     <w:p>
       <w:r>
@@ -42,7 +42,15 @@
         <w:t>🟢</w:t>
       </w:r>
       <w:r>
-        <w:t xml:space="preserve"> Fase 1: Preparação e Engenharia de Dados (Concluído)</w:t>
+        <w:t xml:space="preserve"> Fase </w:t>
+      </w:r>
+      <w:proofErr w:type="gramStart"/>
+      <w:r>
+        <w:t>1</w:t>
+      </w:r>
+      <w:proofErr w:type="gramEnd"/>
+      <w:r>
+        <w:t>: Preparação e Engenharia de Dados (Concluído)</w:t>
       </w:r>
     </w:p>
     <w:p>
@@ -55,9 +63,14 @@
       </w:r>
       <w:proofErr w:type="spellEnd"/>
       <w:r>
-        <w:t xml:space="preserve"> Data: Identificação de colunas vitais e ruídos no .</w:t>
-      </w:r>
-      <w:proofErr w:type="spellStart"/>
+        <w:t xml:space="preserve"> Data: Identificação de colunas vitais e ruídos </w:t>
+      </w:r>
+      <w:proofErr w:type="gramStart"/>
+      <w:r>
+        <w:t>no .</w:t>
+      </w:r>
+      <w:proofErr w:type="spellStart"/>
+      <w:proofErr w:type="gramEnd"/>
       <w:r>
         <w:t>xlsx</w:t>
       </w:r>
@@ -121,7 +134,15 @@
       </w:r>
       <w:proofErr w:type="spellEnd"/>
       <w:r>
-        <w:t>: Correção de avisos do Pandas (</w:t>
+        <w:t xml:space="preserve">: Correção de avisos </w:t>
+      </w:r>
+      <w:proofErr w:type="gramStart"/>
+      <w:r>
+        <w:t>do Pandas</w:t>
+      </w:r>
+      <w:proofErr w:type="gramEnd"/>
+      <w:r>
+        <w:t xml:space="preserve"> (</w:t>
       </w:r>
       <w:proofErr w:type="spellStart"/>
       <w:r>
@@ -163,7 +184,15 @@
         <w:t>🟡</w:t>
       </w:r>
       <w:r>
-        <w:t xml:space="preserve"> Fase 2: Setup do Ambiente </w:t>
+        <w:t xml:space="preserve"> Fase </w:t>
+      </w:r>
+      <w:proofErr w:type="gramStart"/>
+      <w:r>
+        <w:t>2</w:t>
+      </w:r>
+      <w:proofErr w:type="gramEnd"/>
+      <w:r>
+        <w:t xml:space="preserve">: Setup do Ambiente </w:t>
       </w:r>
       <w:proofErr w:type="spellStart"/>
       <w:r>
@@ -176,77 +205,42 @@
     </w:p>
     <w:p>
       <w:r>
-        <w:rPr/>
         <w:t>[</w:t>
       </w:r>
       <w:r>
-        <w:rPr/>
         <w:t>x</w:t>
       </w:r>
       <w:r>
-        <w:rPr/>
-        <w:t>]</w:t>
-      </w:r>
-      <w:r>
-        <w:rPr/>
-        <w:t xml:space="preserve"> </w:t>
-      </w:r>
-      <w:r>
-        <w:rPr/>
-        <w:t>Scaffolding</w:t>
-      </w:r>
-      <w:r>
-        <w:rPr/>
-        <w:t xml:space="preserve">: Inicialização do projeto com Vite e </w:t>
-      </w:r>
-      <w:r>
-        <w:rPr/>
+        <w:t xml:space="preserve">] Scaffolding: Inicialização do projeto com Vite e </w:t>
+      </w:r>
+      <w:proofErr w:type="gramStart"/>
+      <w:r>
         <w:t>TypeScript</w:t>
       </w:r>
-      <w:r>
-        <w:rPr/>
+      <w:proofErr w:type="gramEnd"/>
+      <w:r>
         <w:t>.</w:t>
       </w:r>
     </w:p>
     <w:p/>
     <w:p>
       <w:r>
-        <w:rPr/>
         <w:t>[</w:t>
       </w:r>
       <w:r>
-        <w:rPr/>
         <w:t>x</w:t>
       </w:r>
       <w:r>
-        <w:rPr/>
-        <w:t>]</w:t>
-      </w:r>
-      <w:r>
-        <w:rPr/>
-        <w:t xml:space="preserve"> </w:t>
-      </w:r>
-      <w:r>
-        <w:rPr/>
-        <w:t>Tailwind</w:t>
-      </w:r>
-      <w:r>
-        <w:rPr/>
-        <w:t xml:space="preserve"> CSS </w:t>
-      </w:r>
-      <w:r>
-        <w:rPr/>
-        <w:t>Configuration</w:t>
-      </w:r>
-      <w:r>
-        <w:rPr/>
-        <w:t>: Configuração do framework de estilização para o Windows 11.</w:t>
+        <w:t>] Tailwind CSS Configuration: Configuração do framework de estilização para o Windows 11.</w:t>
       </w:r>
     </w:p>
     <w:p/>
     <w:p>
       <w:r>
-        <w:t>[ ] Estrutura de Pastas: Organização seguindo padrões de escalabilidade (</w:t>
+        <w:t>[x</w:t>
+      </w:r>
+      <w:r>
+        <w:t>] Estrutura de Pastas: Organização seguindo padrões de escalabilidade (</w:t>
       </w:r>
       <w:proofErr w:type="spellStart"/>
       <w:r>
@@ -292,7 +286,10 @@
     <w:p/>
     <w:p>
       <w:r>
-        <w:t xml:space="preserve">[ ] Data </w:t>
+        <w:t>[x</w:t>
+      </w:r>
+      <w:r>
+        <w:t xml:space="preserve">] Data </w:t>
       </w:r>
       <w:proofErr w:type="spellStart"/>
       <w:r>
@@ -300,11 +297,19 @@
       </w:r>
       <w:proofErr w:type="spellEnd"/>
       <w:r>
-        <w:t xml:space="preserve">: Integração do </w:t>
-      </w:r>
-      <w:proofErr w:type="spellStart"/>
-      <w:r>
-        <w:t>categorias.json</w:t>
+        <w:t xml:space="preserve">: Integração </w:t>
+      </w:r>
+      <w:proofErr w:type="gramStart"/>
+      <w:r>
+        <w:t xml:space="preserve">do </w:t>
+      </w:r>
+      <w:proofErr w:type="spellStart"/>
+      <w:r>
+        <w:t>categorias</w:t>
+      </w:r>
+      <w:proofErr w:type="gramEnd"/>
+      <w:r>
+        <w:t>.json</w:t>
       </w:r>
       <w:proofErr w:type="spellEnd"/>
       <w:r>
@@ -328,7 +333,15 @@
         <w:t>🔵</w:t>
       </w:r>
       <w:r>
-        <w:t xml:space="preserve"> Fase 3: Core Business </w:t>
+        <w:t xml:space="preserve"> Fase </w:t>
+      </w:r>
+      <w:proofErr w:type="gramStart"/>
+      <w:r>
+        <w:t>3</w:t>
+      </w:r>
+      <w:proofErr w:type="gramEnd"/>
+      <w:r>
+        <w:t xml:space="preserve">: Core Business </w:t>
       </w:r>
       <w:proofErr w:type="spellStart"/>
       <w:r>
@@ -341,7 +354,10 @@
     </w:p>
     <w:p>
       <w:r>
-        <w:t xml:space="preserve">[ ] </w:t>
+        <w:t>[x</w:t>
+      </w:r>
+      <w:r>
+        <w:t xml:space="preserve">] </w:t>
       </w:r>
       <w:proofErr w:type="spellStart"/>
       <w:r>
@@ -360,10 +376,12 @@
         <w:t xml:space="preserve">: Criação das interfaces </w:t>
       </w:r>
       <w:proofErr w:type="spellStart"/>
+      <w:proofErr w:type="gramStart"/>
       <w:r>
         <w:t>TypeScript</w:t>
       </w:r>
       <w:proofErr w:type="spellEnd"/>
+      <w:proofErr w:type="gramEnd"/>
       <w:r>
         <w:t xml:space="preserve"> para garantir </w:t>
       </w:r>
@@ -387,8 +405,10 @@
     <w:p/>
     <w:p>
       <w:r>
-        <w:lastRenderedPageBreak/>
-        <w:t xml:space="preserve">[ ] </w:t>
+        <w:t>[x</w:t>
+      </w:r>
+      <w:r>
+        <w:t xml:space="preserve">] </w:t>
       </w:r>
       <w:proofErr w:type="spellStart"/>
       <w:r>
@@ -396,7 +416,15 @@
       </w:r>
       <w:proofErr w:type="spellEnd"/>
       <w:r>
-        <w:t xml:space="preserve"> Search </w:t>
+        <w:t xml:space="preserve"> </w:t>
+      </w:r>
+      <w:proofErr w:type="spellStart"/>
+      <w:r>
+        <w:t>Search</w:t>
+      </w:r>
+      <w:proofErr w:type="spellEnd"/>
+      <w:r>
+        <w:t xml:space="preserve"> </w:t>
       </w:r>
       <w:proofErr w:type="spellStart"/>
       <w:r>
@@ -407,50 +435,57 @@
         <w:t xml:space="preserve">: Implementação da lógica de busca </w:t>
       </w:r>
       <w:proofErr w:type="spellStart"/>
+      <w:r>
+        <w:t>multi-nível</w:t>
+      </w:r>
+      <w:proofErr w:type="spellEnd"/>
+      <w:r>
+        <w:t xml:space="preserve"> (Serviço + </w:t>
+      </w:r>
+      <w:proofErr w:type="spellStart"/>
+      <w:r>
+        <w:t>Subserviços</w:t>
+      </w:r>
+      <w:proofErr w:type="spellEnd"/>
+      <w:r>
+        <w:t xml:space="preserve">) usando </w:t>
+      </w:r>
+      <w:proofErr w:type="spellStart"/>
       <w:proofErr w:type="gramStart"/>
       <w:r>
-        <w:t>multi-nível</w:t>
+        <w:t>useMemo</w:t>
       </w:r>
       <w:proofErr w:type="spellEnd"/>
       <w:proofErr w:type="gramEnd"/>
       <w:r>
-        <w:t xml:space="preserve"> (Serviço + </w:t>
-      </w:r>
-      <w:proofErr w:type="spellStart"/>
-      <w:r>
-        <w:t>Subserviços</w:t>
-      </w:r>
-      <w:proofErr w:type="spellEnd"/>
-      <w:r>
-        <w:t xml:space="preserve">) usando </w:t>
-      </w:r>
-      <w:proofErr w:type="spellStart"/>
-      <w:r>
-        <w:t>useMemo</w:t>
-      </w:r>
-      <w:proofErr w:type="spellEnd"/>
-      <w:r>
         <w:t xml:space="preserve"> para performance.</w:t>
       </w:r>
     </w:p>
     <w:p/>
     <w:p>
-      <w:r>
-        <w:t>[ ] Filtros Avançados: Implementação de filtros por Empresa Serviço e Área Serviço.</w:t>
-      </w:r>
+      <w:proofErr w:type="gramStart"/>
+      <w:r>
+        <w:t xml:space="preserve">[ </w:t>
+      </w:r>
+      <w:proofErr w:type="gramEnd"/>
+      <w:r>
+        <w:t xml:space="preserve">] </w:t>
+      </w:r>
+      <w:r>
+        <w:t>Filtros Avançados: Implementação de filtros por Empresa Serviço, Área Serviço e Filtro de Localidade (CD) via subservico1.</w:t>
+      </w:r>
+      <w:bookmarkStart w:id="0" w:name="_GoBack"/>
+      <w:bookmarkEnd w:id="0"/>
     </w:p>
     <w:p/>
     <w:p>
-      <w:r>
-        <w:t xml:space="preserve">[ ] Tradução de Prioridades: Mapeamento visual (1.0 -&gt; Crítica, 3.0 -&gt; </w:t>
-      </w:r>
       <w:proofErr w:type="gramStart"/>
       <w:r>
-        <w:t>Normal, etc.</w:t>
+        <w:t xml:space="preserve">[ </w:t>
       </w:r>
       <w:proofErr w:type="gramEnd"/>
       <w:r>
-        <w:t>).</w:t>
+        <w:t>] Tradução de Prioridades: Mapeamento visual (1.0 -&gt; Crítica, 3.0 -&gt; Normal, etc.).</w:t>
       </w:r>
     </w:p>
     <w:p/>
@@ -462,12 +497,23 @@
         <w:t>🎨</w:t>
       </w:r>
       <w:r>
-        <w:t xml:space="preserve"> Fase 4: UI/UX &amp; Componentização</w:t>
-      </w:r>
-    </w:p>
-    <w:p>
-      <w:r>
-        <w:t xml:space="preserve">[ ] Layout Responsivo: </w:t>
+        <w:t xml:space="preserve"> Fase </w:t>
+      </w:r>
+      <w:proofErr w:type="gramStart"/>
+      <w:r>
+        <w:t>4</w:t>
+      </w:r>
+      <w:proofErr w:type="gramEnd"/>
+      <w:r>
+        <w:t>: UI/UX &amp; Componentização</w:t>
+      </w:r>
+    </w:p>
+    <w:p>
+      <w:r>
+        <w:t>[x</w:t>
+      </w:r>
+      <w:r>
+        <w:t xml:space="preserve">] Layout Responsivo: </w:t>
       </w:r>
       <w:proofErr w:type="spellStart"/>
       <w:r>
@@ -497,7 +543,10 @@
     <w:p/>
     <w:p>
       <w:r>
-        <w:t xml:space="preserve">[ ] </w:t>
+        <w:t>[x</w:t>
+      </w:r>
+      <w:r>
+        <w:t xml:space="preserve">] </w:t>
       </w:r>
       <w:proofErr w:type="spellStart"/>
       <w:r>
@@ -505,7 +554,15 @@
       </w:r>
       <w:proofErr w:type="spellEnd"/>
       <w:r>
-        <w:t xml:space="preserve"> Cards: Componentes para exibir o caminho completo da categoria com </w:t>
+        <w:t xml:space="preserve"> </w:t>
+      </w:r>
+      <w:proofErr w:type="spellStart"/>
+      <w:r>
+        <w:t>Cards</w:t>
+      </w:r>
+      <w:proofErr w:type="spellEnd"/>
+      <w:r>
+        <w:t xml:space="preserve">: Componentes para exibir o caminho completo da categoria com </w:t>
       </w:r>
       <w:proofErr w:type="spellStart"/>
       <w:r>
@@ -518,8 +575,13 @@
     </w:p>
     <w:p/>
     <w:p>
-      <w:r>
-        <w:t xml:space="preserve">[ ] </w:t>
+      <w:proofErr w:type="gramStart"/>
+      <w:r>
+        <w:t xml:space="preserve">[ </w:t>
+      </w:r>
+      <w:proofErr w:type="gramEnd"/>
+      <w:r>
+        <w:t xml:space="preserve">] </w:t>
       </w:r>
       <w:proofErr w:type="spellStart"/>
       <w:r>
@@ -527,13 +589,34 @@
       </w:r>
       <w:proofErr w:type="spellEnd"/>
       <w:r>
-        <w:t xml:space="preserve"> States: Tratamento visual para quando a busca não retornar resultados.</w:t>
+        <w:t xml:space="preserve"> </w:t>
+      </w:r>
+      <w:proofErr w:type="spellStart"/>
+      <w:r>
+        <w:t>States</w:t>
+      </w:r>
+      <w:proofErr w:type="spellEnd"/>
+      <w:r>
+        <w:t>: Tratamento visual para quando a busca não retornar resultados.</w:t>
       </w:r>
     </w:p>
     <w:p/>
     <w:p>
-      <w:r>
-        <w:t xml:space="preserve">[ ] Copy </w:t>
+      <w:proofErr w:type="gramStart"/>
+      <w:r>
+        <w:t xml:space="preserve">[ </w:t>
+      </w:r>
+      <w:proofErr w:type="gramEnd"/>
+      <w:r>
+        <w:t xml:space="preserve">] </w:t>
+      </w:r>
+      <w:proofErr w:type="spellStart"/>
+      <w:r>
+        <w:t>Copy</w:t>
+      </w:r>
+      <w:proofErr w:type="spellEnd"/>
+      <w:r>
+        <w:t xml:space="preserve"> </w:t>
       </w:r>
       <w:proofErr w:type="spellStart"/>
       <w:r>
@@ -553,7 +636,15 @@
         <w:t>🚀</w:t>
       </w:r>
       <w:r>
-        <w:t xml:space="preserve"> Fase 5: </w:t>
+        <w:t xml:space="preserve"> Fase </w:t>
+      </w:r>
+      <w:proofErr w:type="gramStart"/>
+      <w:r>
+        <w:t>5</w:t>
+      </w:r>
+      <w:proofErr w:type="gramEnd"/>
+      <w:r>
+        <w:t xml:space="preserve">: </w:t>
       </w:r>
       <w:proofErr w:type="spellStart"/>
       <w:r>
@@ -565,8 +656,13 @@
       </w:r>
     </w:p>
     <w:p>
-      <w:r>
-        <w:t xml:space="preserve">[ ] </w:t>
+      <w:proofErr w:type="gramStart"/>
+      <w:r>
+        <w:t xml:space="preserve">[ </w:t>
+      </w:r>
+      <w:proofErr w:type="gramEnd"/>
+      <w:r>
+        <w:t xml:space="preserve">] </w:t>
       </w:r>
       <w:proofErr w:type="spellStart"/>
       <w:r>
@@ -590,47 +686,49 @@
       </w:r>
       <w:proofErr w:type="spellEnd"/>
       <w:r>
-        <w:t xml:space="preserve"> (Build com Node, </w:t>
-      </w:r>
+        <w:t xml:space="preserve"> (Build com Node, Serve com </w:t>
+      </w:r>
+      <w:proofErr w:type="spellStart"/>
+      <w:r>
+        <w:t>Nginx</w:t>
+      </w:r>
+      <w:proofErr w:type="spellEnd"/>
+      <w:r>
+        <w:t>).</w:t>
+      </w:r>
+    </w:p>
+    <w:p/>
+    <w:p>
       <w:proofErr w:type="gramStart"/>
       <w:r>
-        <w:t>Serve</w:t>
+        <w:t xml:space="preserve">[ </w:t>
       </w:r>
       <w:proofErr w:type="gramEnd"/>
       <w:r>
-        <w:t xml:space="preserve"> com </w:t>
-      </w:r>
-      <w:proofErr w:type="spellStart"/>
-      <w:r>
-        <w:t>Nginx</w:t>
-      </w:r>
-      <w:proofErr w:type="spellEnd"/>
-      <w:r>
-        <w:t>).</w:t>
+        <w:t xml:space="preserve">] Local Server Setup: Configuração para rodar na rede local do </w:t>
+      </w:r>
+      <w:proofErr w:type="spellStart"/>
+      <w:r>
+        <w:t>GrupoSC</w:t>
+      </w:r>
+      <w:proofErr w:type="spellEnd"/>
+      <w:r>
+        <w:t xml:space="preserve"> (considerando o proxy).</w:t>
       </w:r>
     </w:p>
     <w:p/>
     <w:p>
-      <w:r>
-        <w:t xml:space="preserve">[ ] Local Server Setup: Configuração para rodar na rede local do </w:t>
-      </w:r>
-      <w:proofErr w:type="spellStart"/>
-      <w:r>
-        <w:t>GrupoSC</w:t>
-      </w:r>
-      <w:proofErr w:type="spellEnd"/>
-      <w:r>
-        <w:t xml:space="preserve"> (considerando o proxy).</w:t>
-      </w:r>
-    </w:p>
-    <w:p/>
-    <w:p>
-      <w:r>
-        <w:t>[ ] Documentação (README.md): Manual de execução e manutenção para o time de TI.</w:t>
+      <w:proofErr w:type="gramStart"/>
+      <w:r>
+        <w:t xml:space="preserve">[ </w:t>
+      </w:r>
+      <w:proofErr w:type="gramEnd"/>
+      <w:r>
+        <w:t>] Documentação (README.md): Manual de execução e manutenção para o time de TI.</w:t>
       </w:r>
     </w:p>
     <w:sectPr>
-      <w:pgSz w:w="11906" w:h="16838" w:orient="portrait"/>
+      <w:pgSz w:w="11906" w:h="16838"/>
       <w:pgMar w:top="1417" w:right="1701" w:bottom="1417" w:left="1701" w:header="708" w:footer="708" w:gutter="0"/>
       <w:cols w:space="708"/>
       <w:docGrid w:linePitch="360"/>
@@ -640,11 +738,11 @@
 </file>
 
 <file path=word/styles.xml><?xml version="1.0" encoding="utf-8"?>
-<w:styles xmlns:mc="http://schemas.openxmlformats.org/markup-compatibility/2006" xmlns:r="http://schemas.openxmlformats.org/officeDocument/2006/relationships" xmlns:w="http://schemas.openxmlformats.org/wordprocessingml/2006/main" xmlns:w14="http://schemas.microsoft.com/office/word/2010/wordml" xmlns:w15="http://schemas.microsoft.com/office/word/2012/wordml" xmlns:w16cex="http://schemas.microsoft.com/office/word/2018/wordml/cex" xmlns:w16cid="http://schemas.microsoft.com/office/word/2016/wordml/cid" xmlns:w16="http://schemas.microsoft.com/office/word/2018/wordml" xmlns:w16du="http://schemas.microsoft.com/office/word/2023/wordml/word16du" xmlns:w16sdtdh="http://schemas.microsoft.com/office/word/2020/wordml/sdtdatahash" xmlns:w16sdtfl="http://schemas.microsoft.com/office/word/2024/wordml/sdtformatlock" xmlns:w16se="http://schemas.microsoft.com/office/word/2015/wordml/symex" mc:Ignorable="w14 w15 w16se w16cid w16 w16cex w16sdtdh w16sdtfl w16du">
+<w:styles xmlns:mc="http://schemas.openxmlformats.org/markup-compatibility/2006" xmlns:r="http://schemas.openxmlformats.org/officeDocument/2006/relationships" xmlns:w="http://schemas.openxmlformats.org/wordprocessingml/2006/main" xmlns:w14="http://schemas.microsoft.com/office/word/2010/wordml" mc:Ignorable="w14">
   <w:docDefaults>
     <w:rPrDefault>
       <w:rPr>
-        <w:rFonts w:asciiTheme="minorHAnsi" w:hAnsiTheme="minorHAnsi" w:eastAsiaTheme="minorHAnsi" w:cstheme="minorBidi"/>
+        <w:rFonts w:asciiTheme="minorHAnsi" w:eastAsiaTheme="minorHAnsi" w:hAnsiTheme="minorHAnsi" w:cstheme="minorBidi"/>
         <w:kern w:val="2"/>
         <w:sz w:val="24"/>
         <w:szCs w:val="24"/>
@@ -658,385 +756,146 @@
       </w:pPr>
     </w:pPrDefault>
   </w:docDefaults>
-  <w:latentStyles w:defLockedState="0" w:defUIPriority="99" w:defSemiHidden="0" w:defUnhideWhenUsed="0" w:defQFormat="0" w:count="376">
-    <w:lsdException w:name="Normal" w:uiPriority="0" w:qFormat="1"/>
-    <w:lsdException w:name="heading 1" w:uiPriority="9" w:qFormat="1"/>
-    <w:lsdException w:name="heading 2" w:uiPriority="9" w:semiHidden="1" w:unhideWhenUsed="1" w:qFormat="1"/>
-    <w:lsdException w:name="heading 3" w:uiPriority="9" w:semiHidden="1" w:unhideWhenUsed="1" w:qFormat="1"/>
-    <w:lsdException w:name="heading 4" w:uiPriority="9" w:semiHidden="1" w:unhideWhenUsed="1" w:qFormat="1"/>
-    <w:lsdException w:name="heading 5" w:uiPriority="9" w:semiHidden="1" w:unhideWhenUsed="1" w:qFormat="1"/>
-    <w:lsdException w:name="heading 6" w:uiPriority="9" w:semiHidden="1" w:unhideWhenUsed="1" w:qFormat="1"/>
-    <w:lsdException w:name="heading 7" w:uiPriority="9" w:semiHidden="1" w:unhideWhenUsed="1" w:qFormat="1"/>
-    <w:lsdException w:name="heading 8" w:uiPriority="9" w:semiHidden="1" w:unhideWhenUsed="1" w:qFormat="1"/>
-    <w:lsdException w:name="heading 9" w:uiPriority="9" w:semiHidden="1" w:unhideWhenUsed="1" w:qFormat="1"/>
-    <w:lsdException w:name="index 1" w:semiHidden="1" w:unhideWhenUsed="1"/>
-    <w:lsdException w:name="index 2" w:semiHidden="1" w:unhideWhenUsed="1"/>
-    <w:lsdException w:name="index 3" w:semiHidden="1" w:unhideWhenUsed="1"/>
-    <w:lsdException w:name="index 4" w:semiHidden="1" w:unhideWhenUsed="1"/>
-    <w:lsdException w:name="index 5" w:semiHidden="1" w:unhideWhenUsed="1"/>
-    <w:lsdException w:name="index 6" w:semiHidden="1" w:unhideWhenUsed="1"/>
-    <w:lsdException w:name="index 7" w:semiHidden="1" w:unhideWhenUsed="1"/>
-    <w:lsdException w:name="index 8" w:semiHidden="1" w:unhideWhenUsed="1"/>
-    <w:lsdException w:name="index 9" w:semiHidden="1" w:unhideWhenUsed="1"/>
-    <w:lsdException w:name="toc 1" w:uiPriority="39" w:semiHidden="1" w:unhideWhenUsed="1"/>
-    <w:lsdException w:name="toc 2" w:uiPriority="39" w:semiHidden="1" w:unhideWhenUsed="1"/>
-    <w:lsdException w:name="toc 3" w:uiPriority="39" w:semiHidden="1" w:unhideWhenUsed="1"/>
-    <w:lsdException w:name="toc 4" w:uiPriority="39" w:semiHidden="1" w:unhideWhenUsed="1"/>
-    <w:lsdException w:name="toc 5" w:uiPriority="39" w:semiHidden="1" w:unhideWhenUsed="1"/>
-    <w:lsdException w:name="toc 6" w:uiPriority="39" w:semiHidden="1" w:unhideWhenUsed="1"/>
-    <w:lsdException w:name="toc 7" w:uiPriority="39" w:semiHidden="1" w:unhideWhenUsed="1"/>
-    <w:lsdException w:name="toc 8" w:uiPriority="39" w:semiHidden="1" w:unhideWhenUsed="1"/>
-    <w:lsdException w:name="toc 9" w:uiPriority="39" w:semiHidden="1" w:unhideWhenUsed="1"/>
-    <w:lsdException w:name="Normal Indent" w:semiHidden="1" w:unhideWhenUsed="1"/>
-    <w:lsdException w:name="footnote text" w:semiHidden="1" w:unhideWhenUsed="1"/>
-    <w:lsdException w:name="annotation text" w:semiHidden="1" w:unhideWhenUsed="1"/>
-    <w:lsdException w:name="header" w:semiHidden="1" w:unhideWhenUsed="1"/>
-    <w:lsdException w:name="footer" w:semiHidden="1" w:unhideWhenUsed="1"/>
-    <w:lsdException w:name="index heading" w:semiHidden="1" w:unhideWhenUsed="1"/>
-    <w:lsdException w:name="caption" w:uiPriority="35" w:semiHidden="1" w:unhideWhenUsed="1" w:qFormat="1"/>
-    <w:lsdException w:name="table of figures" w:semiHidden="1" w:unhideWhenUsed="1"/>
-    <w:lsdException w:name="envelope address" w:semiHidden="1" w:unhideWhenUsed="1"/>
-    <w:lsdException w:name="envelope return" w:semiHidden="1" w:unhideWhenUsed="1"/>
-    <w:lsdException w:name="footnote reference" w:semiHidden="1" w:unhideWhenUsed="1"/>
-    <w:lsdException w:name="annotation reference" w:semiHidden="1" w:unhideWhenUsed="1"/>
-    <w:lsdException w:name="line number" w:semiHidden="1" w:unhideWhenUsed="1"/>
-    <w:lsdException w:name="page number" w:semiHidden="1" w:unhideWhenUsed="1"/>
-    <w:lsdException w:name="endnote reference" w:semiHidden="1" w:unhideWhenUsed="1"/>
-    <w:lsdException w:name="endnote text" w:semiHidden="1" w:unhideWhenUsed="1"/>
-    <w:lsdException w:name="table of authorities" w:semiHidden="1" w:unhideWhenUsed="1"/>
-    <w:lsdException w:name="macro" w:semiHidden="1" w:unhideWhenUsed="1"/>
-    <w:lsdException w:name="toa heading" w:semiHidden="1" w:unhideWhenUsed="1"/>
-    <w:lsdException w:name="List" w:semiHidden="1" w:unhideWhenUsed="1"/>
-    <w:lsdException w:name="List Bullet" w:semiHidden="1" w:unhideWhenUsed="1"/>
-    <w:lsdException w:name="List Number" w:semiHidden="1" w:unhideWhenUsed="1"/>
-    <w:lsdException w:name="List 2" w:semiHidden="1" w:unhideWhenUsed="1"/>
-    <w:lsdException w:name="List 3" w:semiHidden="1" w:unhideWhenUsed="1"/>
-    <w:lsdException w:name="List 4" w:semiHidden="1" w:unhideWhenUsed="1"/>
-    <w:lsdException w:name="List 5" w:semiHidden="1" w:unhideWhenUsed="1"/>
-    <w:lsdException w:name="List Bullet 2" w:semiHidden="1" w:unhideWhenUsed="1"/>
-    <w:lsdException w:name="List Bullet 3" w:semiHidden="1" w:unhideWhenUsed="1"/>
-    <w:lsdException w:name="List Bullet 4" w:semiHidden="1" w:unhideWhenUsed="1"/>
-    <w:lsdException w:name="List Bullet 5" w:semiHidden="1" w:unhideWhenUsed="1"/>
-    <w:lsdException w:name="List Number 2" w:semiHidden="1" w:unhideWhenUsed="1"/>
-    <w:lsdException w:name="List Number 3" w:semiHidden="1" w:unhideWhenUsed="1"/>
-    <w:lsdException w:name="List Number 4" w:semiHidden="1" w:unhideWhenUsed="1"/>
-    <w:lsdException w:name="List Number 5" w:semiHidden="1" w:unhideWhenUsed="1"/>
-    <w:lsdException w:name="Title" w:uiPriority="10" w:qFormat="1"/>
-    <w:lsdException w:name="Closing" w:semiHidden="1" w:unhideWhenUsed="1"/>
-    <w:lsdException w:name="Signature" w:semiHidden="1" w:unhideWhenUsed="1"/>
-    <w:lsdException w:name="Default Paragraph Font" w:uiPriority="1" w:semiHidden="1" w:unhideWhenUsed="1"/>
-    <w:lsdException w:name="Body Text" w:semiHidden="1" w:unhideWhenUsed="1"/>
-    <w:lsdException w:name="Body Text Indent" w:semiHidden="1" w:unhideWhenUsed="1"/>
-    <w:lsdException w:name="List Continue" w:semiHidden="1" w:unhideWhenUsed="1"/>
-    <w:lsdException w:name="List Continue 2" w:semiHidden="1" w:unhideWhenUsed="1"/>
-    <w:lsdException w:name="List Continue 3" w:semiHidden="1" w:unhideWhenUsed="1"/>
-    <w:lsdException w:name="List Continue 4" w:semiHidden="1" w:unhideWhenUsed="1"/>
-    <w:lsdException w:name="List Continue 5" w:semiHidden="1" w:unhideWhenUsed="1"/>
-    <w:lsdException w:name="Message Header" w:semiHidden="1" w:unhideWhenUsed="1"/>
-    <w:lsdException w:name="Subtitle" w:uiPriority="11" w:qFormat="1"/>
-    <w:lsdException w:name="Salutation" w:semiHidden="1" w:unhideWhenUsed="1"/>
-    <w:lsdException w:name="Date" w:semiHidden="1" w:unhideWhenUsed="1"/>
-    <w:lsdException w:name="Body Text First Indent" w:semiHidden="1" w:unhideWhenUsed="1"/>
-    <w:lsdException w:name="Body Text First Indent 2" w:semiHidden="1" w:unhideWhenUsed="1"/>
-    <w:lsdException w:name="Note Heading" w:semiHidden="1" w:unhideWhenUsed="1"/>
-    <w:lsdException w:name="Body Text 2" w:semiHidden="1" w:unhideWhenUsed="1"/>
-    <w:lsdException w:name="Body Text 3" w:semiHidden="1" w:unhideWhenUsed="1"/>
-    <w:lsdException w:name="Body Text Indent 2" w:semiHidden="1" w:unhideWhenUsed="1"/>
-    <w:lsdException w:name="Body Text Indent 3" w:semiHidden="1" w:unhideWhenUsed="1"/>
-    <w:lsdException w:name="Block Text" w:semiHidden="1" w:unhideWhenUsed="1"/>
-    <w:lsdException w:name="Hyperlink" w:semiHidden="1" w:unhideWhenUsed="1"/>
-    <w:lsdException w:name="FollowedHyperlink" w:semiHidden="1" w:unhideWhenUsed="1"/>
-    <w:lsdException w:name="Strong" w:uiPriority="22" w:qFormat="1"/>
-    <w:lsdException w:name="Emphasis" w:uiPriority="20" w:qFormat="1"/>
-    <w:lsdException w:name="Document Map" w:semiHidden="1" w:unhideWhenUsed="1"/>
-    <w:lsdException w:name="Plain Text" w:semiHidden="1" w:unhideWhenUsed="1"/>
-    <w:lsdException w:name="E-mail Signature" w:semiHidden="1" w:unhideWhenUsed="1"/>
-    <w:lsdException w:name="HTML Top of Form" w:semiHidden="1" w:unhideWhenUsed="1"/>
-    <w:lsdException w:name="HTML Bottom of Form" w:semiHidden="1" w:unhideWhenUsed="1"/>
-    <w:lsdException w:name="Normal (Web)" w:semiHidden="1" w:unhideWhenUsed="1"/>
-    <w:lsdException w:name="HTML Acronym" w:semiHidden="1" w:unhideWhenUsed="1"/>
-    <w:lsdException w:name="HTML Address" w:semiHidden="1" w:unhideWhenUsed="1"/>
-    <w:lsdException w:name="HTML Cite" w:semiHidden="1" w:unhideWhenUsed="1"/>
-    <w:lsdException w:name="HTML Code" w:semiHidden="1" w:unhideWhenUsed="1"/>
-    <w:lsdException w:name="HTML Definition" w:semiHidden="1" w:unhideWhenUsed="1"/>
-    <w:lsdException w:name="HTML Keyboard" w:semiHidden="1" w:unhideWhenUsed="1"/>
-    <w:lsdException w:name="HTML Preformatted" w:semiHidden="1" w:unhideWhenUsed="1"/>
-    <w:lsdException w:name="HTML Sample" w:semiHidden="1" w:unhideWhenUsed="1"/>
-    <w:lsdException w:name="HTML Typewriter" w:semiHidden="1" w:unhideWhenUsed="1"/>
-    <w:lsdException w:name="HTML Variable" w:semiHidden="1" w:unhideWhenUsed="1"/>
-    <w:lsdException w:name="Normal Table" w:semiHidden="1" w:unhideWhenUsed="1"/>
-    <w:lsdException w:name="annotation subject" w:semiHidden="1" w:unhideWhenUsed="1"/>
-    <w:lsdException w:name="No List" w:semiHidden="1" w:unhideWhenUsed="1"/>
-    <w:lsdException w:name="Outline List 1" w:semiHidden="1" w:unhideWhenUsed="1"/>
-    <w:lsdException w:name="Outline List 2" w:semiHidden="1" w:unhideWhenUsed="1"/>
-    <w:lsdException w:name="Outline List 3" w:semiHidden="1" w:unhideWhenUsed="1"/>
-    <w:lsdException w:name="Table Simple 1" w:semiHidden="1" w:unhideWhenUsed="1"/>
-    <w:lsdException w:name="Table Simple 2" w:semiHidden="1" w:unhideWhenUsed="1"/>
-    <w:lsdException w:name="Table Simple 3" w:semiHidden="1" w:unhideWhenUsed="1"/>
-    <w:lsdException w:name="Table Classic 1" w:semiHidden="1" w:unhideWhenUsed="1"/>
-    <w:lsdException w:name="Table Classic 2" w:semiHidden="1" w:unhideWhenUsed="1"/>
-    <w:lsdException w:name="Table Classic 3" w:semiHidden="1" w:unhideWhenUsed="1"/>
-    <w:lsdException w:name="Table Classic 4" w:semiHidden="1" w:unhideWhenUsed="1"/>
-    <w:lsdException w:name="Table Colorful 1" w:semiHidden="1" w:unhideWhenUsed="1"/>
-    <w:lsdException w:name="Table Colorful 2" w:semiHidden="1" w:unhideWhenUsed="1"/>
-    <w:lsdException w:name="Table Colorful 3" w:semiHidden="1" w:unhideWhenUsed="1"/>
-    <w:lsdException w:name="Table Columns 1" w:semiHidden="1" w:unhideWhenUsed="1"/>
-    <w:lsdException w:name="Table Columns 2" w:semiHidden="1" w:unhideWhenUsed="1"/>
-    <w:lsdException w:name="Table Columns 3" w:semiHidden="1" w:unhideWhenUsed="1"/>
-    <w:lsdException w:name="Table Columns 4" w:semiHidden="1" w:unhideWhenUsed="1"/>
-    <w:lsdException w:name="Table Columns 5" w:semiHidden="1" w:unhideWhenUsed="1"/>
-    <w:lsdException w:name="Table Grid 1" w:semiHidden="1" w:unhideWhenUsed="1"/>
-    <w:lsdException w:name="Table Grid 2" w:semiHidden="1" w:unhideWhenUsed="1"/>
-    <w:lsdException w:name="Table Grid 3" w:semiHidden="1" w:unhideWhenUsed="1"/>
-    <w:lsdException w:name="Table Grid 4" w:semiHidden="1" w:unhideWhenUsed="1"/>
-    <w:lsdException w:name="Table Grid 5" w:semiHidden="1" w:unhideWhenUsed="1"/>
-    <w:lsdException w:name="Table Grid 6" w:semiHidden="1" w:unhideWhenUsed="1"/>
-    <w:lsdException w:name="Table Grid 7" w:semiHidden="1" w:unhideWhenUsed="1"/>
-    <w:lsdException w:name="Table Grid 8" w:semiHidden="1" w:unhideWhenUsed="1"/>
-    <w:lsdException w:name="Table List 1" w:semiHidden="1" w:unhideWhenUsed="1"/>
-    <w:lsdException w:name="Table List 2" w:semiHidden="1" w:unhideWhenUsed="1"/>
-    <w:lsdException w:name="Table List 3" w:semiHidden="1" w:unhideWhenUsed="1"/>
-    <w:lsdException w:name="Table List 4" w:semiHidden="1" w:unhideWhenUsed="1"/>
-    <w:lsdException w:name="Table List 5" w:semiHidden="1" w:unhideWhenUsed="1"/>
-    <w:lsdException w:name="Table List 6" w:semiHidden="1" w:unhideWhenUsed="1"/>
-    <w:lsdException w:name="Table List 7" w:semiHidden="1" w:unhideWhenUsed="1"/>
-    <w:lsdException w:name="Table List 8" w:semiHidden="1" w:unhideWhenUsed="1"/>
-    <w:lsdException w:name="Table 3D effects 1" w:semiHidden="1" w:unhideWhenUsed="1"/>
-    <w:lsdException w:name="Table 3D effects 2" w:semiHidden="1" w:unhideWhenUsed="1"/>
-    <w:lsdException w:name="Table 3D effects 3" w:semiHidden="1" w:unhideWhenUsed="1"/>
-    <w:lsdException w:name="Table Contemporary" w:semiHidden="1" w:unhideWhenUsed="1"/>
-    <w:lsdException w:name="Table Elegant" w:semiHidden="1" w:unhideWhenUsed="1"/>
-    <w:lsdException w:name="Table Professional" w:semiHidden="1" w:unhideWhenUsed="1"/>
-    <w:lsdException w:name="Table Subtle 1" w:semiHidden="1" w:unhideWhenUsed="1"/>
-    <w:lsdException w:name="Table Subtle 2" w:semiHidden="1" w:unhideWhenUsed="1"/>
-    <w:lsdException w:name="Table Web 1" w:semiHidden="1" w:unhideWhenUsed="1"/>
-    <w:lsdException w:name="Table Web 2" w:semiHidden="1" w:unhideWhenUsed="1"/>
-    <w:lsdException w:name="Table Web 3" w:semiHidden="1" w:unhideWhenUsed="1"/>
-    <w:lsdException w:name="Balloon Text" w:semiHidden="1" w:unhideWhenUsed="1"/>
-    <w:lsdException w:name="Table Grid" w:uiPriority="39"/>
-    <w:lsdException w:name="Table Theme" w:semiHidden="1" w:unhideWhenUsed="1"/>
-    <w:lsdException w:name="Placeholder Text" w:semiHidden="1"/>
-    <w:lsdException w:name="No Spacing" w:uiPriority="1" w:qFormat="1"/>
-    <w:lsdException w:name="Light Shading" w:uiPriority="60"/>
-    <w:lsdException w:name="Light List" w:uiPriority="61"/>
-    <w:lsdException w:name="Light Grid" w:uiPriority="62"/>
-    <w:lsdException w:name="Medium Shading 1" w:uiPriority="63"/>
-    <w:lsdException w:name="Medium Shading 2" w:uiPriority="64"/>
-    <w:lsdException w:name="Medium List 1" w:uiPriority="65"/>
-    <w:lsdException w:name="Medium List 2" w:uiPriority="66"/>
-    <w:lsdException w:name="Medium Grid 1" w:uiPriority="67"/>
-    <w:lsdException w:name="Medium Grid 2" w:uiPriority="68"/>
-    <w:lsdException w:name="Medium Grid 3" w:uiPriority="69"/>
-    <w:lsdException w:name="Dark List" w:uiPriority="70"/>
-    <w:lsdException w:name="Colorful Shading" w:uiPriority="71"/>
-    <w:lsdException w:name="Colorful List" w:uiPriority="72"/>
-    <w:lsdException w:name="Colorful Grid" w:uiPriority="73"/>
-    <w:lsdException w:name="Light Shading Accent 1" w:uiPriority="60"/>
-    <w:lsdException w:name="Light List Accent 1" w:uiPriority="61"/>
-    <w:lsdException w:name="Light Grid Accent 1" w:uiPriority="62"/>
-    <w:lsdException w:name="Medium Shading 1 Accent 1" w:uiPriority="63"/>
-    <w:lsdException w:name="Medium Shading 2 Accent 1" w:uiPriority="64"/>
-    <w:lsdException w:name="Medium List 1 Accent 1" w:uiPriority="65"/>
-    <w:lsdException w:name="Revision" w:semiHidden="1"/>
-    <w:lsdException w:name="List Paragraph" w:uiPriority="34" w:qFormat="1"/>
-    <w:lsdException w:name="Quote" w:uiPriority="29" w:qFormat="1"/>
-    <w:lsdException w:name="Intense Quote" w:uiPriority="30" w:qFormat="1"/>
-    <w:lsdException w:name="Medium List 2 Accent 1" w:uiPriority="66"/>
-    <w:lsdException w:name="Medium Grid 1 Accent 1" w:uiPriority="67"/>
-    <w:lsdException w:name="Medium Grid 2 Accent 1" w:uiPriority="68"/>
-    <w:lsdException w:name="Medium Grid 3 Accent 1" w:uiPriority="69"/>
-    <w:lsdException w:name="Dark List Accent 1" w:uiPriority="70"/>
-    <w:lsdException w:name="Colorful Shading Accent 1" w:uiPriority="71"/>
-    <w:lsdException w:name="Colorful List Accent 1" w:uiPriority="72"/>
-    <w:lsdException w:name="Colorful Grid Accent 1" w:uiPriority="73"/>
-    <w:lsdException w:name="Light Shading Accent 2" w:uiPriority="60"/>
-    <w:lsdException w:name="Light List Accent 2" w:uiPriority="61"/>
-    <w:lsdException w:name="Light Grid Accent 2" w:uiPriority="62"/>
-    <w:lsdException w:name="Medium Shading 1 Accent 2" w:uiPriority="63"/>
-    <w:lsdException w:name="Medium Shading 2 Accent 2" w:uiPriority="64"/>
-    <w:lsdException w:name="Medium List 1 Accent 2" w:uiPriority="65"/>
-    <w:lsdException w:name="Medium List 2 Accent 2" w:uiPriority="66"/>
-    <w:lsdException w:name="Medium Grid 1 Accent 2" w:uiPriority="67"/>
-    <w:lsdException w:name="Medium Grid 2 Accent 2" w:uiPriority="68"/>
-    <w:lsdException w:name="Medium Grid 3 Accent 2" w:uiPriority="69"/>
-    <w:lsdException w:name="Dark List Accent 2" w:uiPriority="70"/>
-    <w:lsdException w:name="Colorful Shading Accent 2" w:uiPriority="71"/>
-    <w:lsdException w:name="Colorful List Accent 2" w:uiPriority="72"/>
-    <w:lsdException w:name="Colorful Grid Accent 2" w:uiPriority="73"/>
-    <w:lsdException w:name="Light Shading Accent 3" w:uiPriority="60"/>
-    <w:lsdException w:name="Light List Accent 3" w:uiPriority="61"/>
-    <w:lsdException w:name="Light Grid Accent 3" w:uiPriority="62"/>
-    <w:lsdException w:name="Medium Shading 1 Accent 3" w:uiPriority="63"/>
-    <w:lsdException w:name="Medium Shading 2 Accent 3" w:uiPriority="64"/>
-    <w:lsdException w:name="Medium List 1 Accent 3" w:uiPriority="65"/>
-    <w:lsdException w:name="Medium List 2 Accent 3" w:uiPriority="66"/>
-    <w:lsdException w:name="Medium Grid 1 Accent 3" w:uiPriority="67"/>
-    <w:lsdException w:name="Medium Grid 2 Accent 3" w:uiPriority="68"/>
-    <w:lsdException w:name="Medium Grid 3 Accent 3" w:uiPriority="69"/>
-    <w:lsdException w:name="Dark List Accent 3" w:uiPriority="70"/>
-    <w:lsdException w:name="Colorful Shading Accent 3" w:uiPriority="71"/>
-    <w:lsdException w:name="Colorful List Accent 3" w:uiPriority="72"/>
-    <w:lsdException w:name="Colorful Grid Accent 3" w:uiPriority="73"/>
-    <w:lsdException w:name="Light Shading Accent 4" w:uiPriority="60"/>
-    <w:lsdException w:name="Light List Accent 4" w:uiPriority="61"/>
-    <w:lsdException w:name="Light Grid Accent 4" w:uiPriority="62"/>
-    <w:lsdException w:name="Medium Shading 1 Accent 4" w:uiPriority="63"/>
-    <w:lsdException w:name="Medium Shading 2 Accent 4" w:uiPriority="64"/>
-    <w:lsdException w:name="Medium List 1 Accent 4" w:uiPriority="65"/>
-    <w:lsdException w:name="Medium List 2 Accent 4" w:uiPriority="66"/>
-    <w:lsdException w:name="Medium Grid 1 Accent 4" w:uiPriority="67"/>
-    <w:lsdException w:name="Medium Grid 2 Accent 4" w:uiPriority="68"/>
-    <w:lsdException w:name="Medium Grid 3 Accent 4" w:uiPriority="69"/>
-    <w:lsdException w:name="Dark List Accent 4" w:uiPriority="70"/>
-    <w:lsdException w:name="Colorful Shading Accent 4" w:uiPriority="71"/>
-    <w:lsdException w:name="Colorful List Accent 4" w:uiPriority="72"/>
-    <w:lsdException w:name="Colorful Grid Accent 4" w:uiPriority="73"/>
-    <w:lsdException w:name="Light Shading Accent 5" w:uiPriority="60"/>
-    <w:lsdException w:name="Light List Accent 5" w:uiPriority="61"/>
-    <w:lsdException w:name="Light Grid Accent 5" w:uiPriority="62"/>
-    <w:lsdException w:name="Medium Shading 1 Accent 5" w:uiPriority="63"/>
-    <w:lsdException w:name="Medium Shading 2 Accent 5" w:uiPriority="64"/>
-    <w:lsdException w:name="Medium List 1 Accent 5" w:uiPriority="65"/>
-    <w:lsdException w:name="Medium List 2 Accent 5" w:uiPriority="66"/>
-    <w:lsdException w:name="Medium Grid 1 Accent 5" w:uiPriority="67"/>
-    <w:lsdException w:name="Medium Grid 2 Accent 5" w:uiPriority="68"/>
-    <w:lsdException w:name="Medium Grid 3 Accent 5" w:uiPriority="69"/>
-    <w:lsdException w:name="Dark List Accent 5" w:uiPriority="70"/>
-    <w:lsdException w:name="Colorful Shading Accent 5" w:uiPriority="71"/>
-    <w:lsdException w:name="Colorful List Accent 5" w:uiPriority="72"/>
-    <w:lsdException w:name="Colorful Grid Accent 5" w:uiPriority="73"/>
-    <w:lsdException w:name="Light Shading Accent 6" w:uiPriority="60"/>
-    <w:lsdException w:name="Light List Accent 6" w:uiPriority="61"/>
-    <w:lsdException w:name="Light Grid Accent 6" w:uiPriority="62"/>
-    <w:lsdException w:name="Medium Shading 1 Accent 6" w:uiPriority="63"/>
-    <w:lsdException w:name="Medium Shading 2 Accent 6" w:uiPriority="64"/>
-    <w:lsdException w:name="Medium List 1 Accent 6" w:uiPriority="65"/>
-    <w:lsdException w:name="Medium List 2 Accent 6" w:uiPriority="66"/>
-    <w:lsdException w:name="Medium Grid 1 Accent 6" w:uiPriority="67"/>
-    <w:lsdException w:name="Medium Grid 2 Accent 6" w:uiPriority="68"/>
-    <w:lsdException w:name="Medium Grid 3 Accent 6" w:uiPriority="69"/>
-    <w:lsdException w:name="Dark List Accent 6" w:uiPriority="70"/>
-    <w:lsdException w:name="Colorful Shading Accent 6" w:uiPriority="71"/>
-    <w:lsdException w:name="Colorful List Accent 6" w:uiPriority="72"/>
-    <w:lsdException w:name="Colorful Grid Accent 6" w:uiPriority="73"/>
-    <w:lsdException w:name="Subtle Emphasis" w:uiPriority="19" w:qFormat="1"/>
-    <w:lsdException w:name="Intense Emphasis" w:uiPriority="21" w:qFormat="1"/>
-    <w:lsdException w:name="Subtle Reference" w:uiPriority="31" w:qFormat="1"/>
-    <w:lsdException w:name="Intense Reference" w:uiPriority="32" w:qFormat="1"/>
-    <w:lsdException w:name="Book Title" w:uiPriority="33" w:qFormat="1"/>
-    <w:lsdException w:name="Bibliography" w:uiPriority="37" w:semiHidden="1" w:unhideWhenUsed="1"/>
-    <w:lsdException w:name="TOC Heading" w:uiPriority="39" w:semiHidden="1" w:unhideWhenUsed="1" w:qFormat="1"/>
-    <w:lsdException w:name="Plain Table 1" w:uiPriority="41"/>
-    <w:lsdException w:name="Plain Table 2" w:uiPriority="42"/>
-    <w:lsdException w:name="Plain Table 3" w:uiPriority="43"/>
-    <w:lsdException w:name="Plain Table 4" w:uiPriority="44"/>
-    <w:lsdException w:name="Plain Table 5" w:uiPriority="45"/>
-    <w:lsdException w:name="Grid Table Light" w:uiPriority="40"/>
-    <w:lsdException w:name="Grid Table 1 Light" w:uiPriority="46"/>
-    <w:lsdException w:name="Grid Table 2" w:uiPriority="47"/>
-    <w:lsdException w:name="Grid Table 3" w:uiPriority="48"/>
-    <w:lsdException w:name="Grid Table 4" w:uiPriority="49"/>
-    <w:lsdException w:name="Grid Table 5 Dark" w:uiPriority="50"/>
-    <w:lsdException w:name="Grid Table 6 Colorful" w:uiPriority="51"/>
-    <w:lsdException w:name="Grid Table 7 Colorful" w:uiPriority="52"/>
-    <w:lsdException w:name="Grid Table 1 Light Accent 1" w:uiPriority="46"/>
-    <w:lsdException w:name="Grid Table 2 Accent 1" w:uiPriority="47"/>
-    <w:lsdException w:name="Grid Table 3 Accent 1" w:uiPriority="48"/>
-    <w:lsdException w:name="Grid Table 4 Accent 1" w:uiPriority="49"/>
-    <w:lsdException w:name="Grid Table 5 Dark Accent 1" w:uiPriority="50"/>
-    <w:lsdException w:name="Grid Table 6 Colorful Accent 1" w:uiPriority="51"/>
-    <w:lsdException w:name="Grid Table 7 Colorful Accent 1" w:uiPriority="52"/>
-    <w:lsdException w:name="Grid Table 1 Light Accent 2" w:uiPriority="46"/>
-    <w:lsdException w:name="Grid Table 2 Accent 2" w:uiPriority="47"/>
-    <w:lsdException w:name="Grid Table 3 Accent 2" w:uiPriority="48"/>
-    <w:lsdException w:name="Grid Table 4 Accent 2" w:uiPriority="49"/>
-    <w:lsdException w:name="Grid Table 5 Dark Accent 2" w:uiPriority="50"/>
-    <w:lsdException w:name="Grid Table 6 Colorful Accent 2" w:uiPriority="51"/>
-    <w:lsdException w:name="Grid Table 7 Colorful Accent 2" w:uiPriority="52"/>
-    <w:lsdException w:name="Grid Table 1 Light Accent 3" w:uiPriority="46"/>
-    <w:lsdException w:name="Grid Table 2 Accent 3" w:uiPriority="47"/>
-    <w:lsdException w:name="Grid Table 3 Accent 3" w:uiPriority="48"/>
-    <w:lsdException w:name="Grid Table 4 Accent 3" w:uiPriority="49"/>
-    <w:lsdException w:name="Grid Table 5 Dark Accent 3" w:uiPriority="50"/>
-    <w:lsdException w:name="Grid Table 6 Colorful Accent 3" w:uiPriority="51"/>
-    <w:lsdException w:name="Grid Table 7 Colorful Accent 3" w:uiPriority="52"/>
-    <w:lsdException w:name="Grid Table 1 Light Accent 4" w:uiPriority="46"/>
-    <w:lsdException w:name="Grid Table 2 Accent 4" w:uiPriority="47"/>
-    <w:lsdException w:name="Grid Table 3 Accent 4" w:uiPriority="48"/>
-    <w:lsdException w:name="Grid Table 4 Accent 4" w:uiPriority="49"/>
-    <w:lsdException w:name="Grid Table 5 Dark Accent 4" w:uiPriority="50"/>
-    <w:lsdException w:name="Grid Table 6 Colorful Accent 4" w:uiPriority="51"/>
-    <w:lsdException w:name="Grid Table 7 Colorful Accent 4" w:uiPriority="52"/>
-    <w:lsdException w:name="Grid Table 1 Light Accent 5" w:uiPriority="46"/>
-    <w:lsdException w:name="Grid Table 2 Accent 5" w:uiPriority="47"/>
-    <w:lsdException w:name="Grid Table 3 Accent 5" w:uiPriority="48"/>
-    <w:lsdException w:name="Grid Table 4 Accent 5" w:uiPriority="49"/>
-    <w:lsdException w:name="Grid Table 5 Dark Accent 5" w:uiPriority="50"/>
-    <w:lsdException w:name="Grid Table 6 Colorful Accent 5" w:uiPriority="51"/>
-    <w:lsdException w:name="Grid Table 7 Colorful Accent 5" w:uiPriority="52"/>
-    <w:lsdException w:name="Grid Table 1 Light Accent 6" w:uiPriority="46"/>
-    <w:lsdException w:name="Grid Table 2 Accent 6" w:uiPriority="47"/>
-    <w:lsdException w:name="Grid Table 3 Accent 6" w:uiPriority="48"/>
-    <w:lsdException w:name="Grid Table 4 Accent 6" w:uiPriority="49"/>
-    <w:lsdException w:name="Grid Table 5 Dark Accent 6" w:uiPriority="50"/>
-    <w:lsdException w:name="Grid Table 6 Colorful Accent 6" w:uiPriority="51"/>
-    <w:lsdException w:name="Grid Table 7 Colorful Accent 6" w:uiPriority="52"/>
-    <w:lsdException w:name="List Table 1 Light" w:uiPriority="46"/>
-    <w:lsdException w:name="List Table 2" w:uiPriority="47"/>
-    <w:lsdException w:name="List Table 3" w:uiPriority="48"/>
-    <w:lsdException w:name="List Table 4" w:uiPriority="49"/>
-    <w:lsdException w:name="List Table 5 Dark" w:uiPriority="50"/>
-    <w:lsdException w:name="List Table 6 Colorful" w:uiPriority="51"/>
-    <w:lsdException w:name="List Table 7 Colorful" w:uiPriority="52"/>
-    <w:lsdException w:name="List Table 1 Light Accent 1" w:uiPriority="46"/>
-    <w:lsdException w:name="List Table 2 Accent 1" w:uiPriority="47"/>
-    <w:lsdException w:name="List Table 3 Accent 1" w:uiPriority="48"/>
-    <w:lsdException w:name="List Table 4 Accent 1" w:uiPriority="49"/>
-    <w:lsdException w:name="List Table 5 Dark Accent 1" w:uiPriority="50"/>
-    <w:lsdException w:name="List Table 6 Colorful Accent 1" w:uiPriority="51"/>
-    <w:lsdException w:name="List Table 7 Colorful Accent 1" w:uiPriority="52"/>
-    <w:lsdException w:name="List Table 1 Light Accent 2" w:uiPriority="46"/>
-    <w:lsdException w:name="List Table 2 Accent 2" w:uiPriority="47"/>
-    <w:lsdException w:name="List Table 3 Accent 2" w:uiPriority="48"/>
-    <w:lsdException w:name="List Table 4 Accent 2" w:uiPriority="49"/>
-    <w:lsdException w:name="List Table 5 Dark Accent 2" w:uiPriority="50"/>
-    <w:lsdException w:name="List Table 6 Colorful Accent 2" w:uiPriority="51"/>
-    <w:lsdException w:name="List Table 7 Colorful Accent 2" w:uiPriority="52"/>
-    <w:lsdException w:name="List Table 1 Light Accent 3" w:uiPriority="46"/>
-    <w:lsdException w:name="List Table 2 Accent 3" w:uiPriority="47"/>
-    <w:lsdException w:name="List Table 3 Accent 3" w:uiPriority="48"/>
-    <w:lsdException w:name="List Table 4 Accent 3" w:uiPriority="49"/>
-    <w:lsdException w:name="List Table 5 Dark Accent 3" w:uiPriority="50"/>
-    <w:lsdException w:name="List Table 6 Colorful Accent 3" w:uiPriority="51"/>
-    <w:lsdException w:name="List Table 7 Colorful Accent 3" w:uiPriority="52"/>
-    <w:lsdException w:name="List Table 1 Light Accent 4" w:uiPriority="46"/>
-    <w:lsdException w:name="List Table 2 Accent 4" w:uiPriority="47"/>
-    <w:lsdException w:name="List Table 3 Accent 4" w:uiPriority="48"/>
-    <w:lsdException w:name="List Table 4 Accent 4" w:uiPriority="49"/>
-    <w:lsdException w:name="List Table 5 Dark Accent 4" w:uiPriority="50"/>
-    <w:lsdException w:name="List Table 6 Colorful Accent 4" w:uiPriority="51"/>
-    <w:lsdException w:name="List Table 7 Colorful Accent 4" w:uiPriority="52"/>
-    <w:lsdException w:name="List Table 1 Light Accent 5" w:uiPriority="46"/>
-    <w:lsdException w:name="List Table 2 Accent 5" w:uiPriority="47"/>
-    <w:lsdException w:name="List Table 3 Accent 5" w:uiPriority="48"/>
-    <w:lsdException w:name="List Table 4 Accent 5" w:uiPriority="49"/>
-    <w:lsdException w:name="List Table 5 Dark Accent 5" w:uiPriority="50"/>
-    <w:lsdException w:name="List Table 6 Colorful Accent 5" w:uiPriority="51"/>
-    <w:lsdException w:name="List Table 7 Colorful Accent 5" w:uiPriority="52"/>
-    <w:lsdException w:name="List Table 1 Light Accent 6" w:uiPriority="46"/>
-    <w:lsdException w:name="List Table 2 Accent 6" w:uiPriority="47"/>
-    <w:lsdException w:name="List Table 3 Accent 6" w:uiPriority="48"/>
-    <w:lsdException w:name="List Table 4 Accent 6" w:uiPriority="49"/>
-    <w:lsdException w:name="List Table 5 Dark Accent 6" w:uiPriority="50"/>
-    <w:lsdException w:name="List Table 6 Colorful Accent 6" w:uiPriority="51"/>
-    <w:lsdException w:name="List Table 7 Colorful Accent 6" w:uiPriority="52"/>
-    <w:lsdException w:name="Mention" w:semiHidden="1" w:unhideWhenUsed="1"/>
-    <w:lsdException w:name="Smart Hyperlink" w:semiHidden="1" w:unhideWhenUsed="1"/>
-    <w:lsdException w:name="Hashtag" w:semiHidden="1" w:unhideWhenUsed="1"/>
-    <w:lsdException w:name="Unresolved Mention" w:semiHidden="1" w:unhideWhenUsed="1"/>
-    <w:lsdException w:name="Smart Link" w:semiHidden="1" w:unhideWhenUsed="1"/>
+  <w:latentStyles w:defLockedState="0" w:defUIPriority="99" w:defSemiHidden="1" w:defUnhideWhenUsed="1" w:defQFormat="0" w:count="267">
+    <w:lsdException w:name="Normal" w:semiHidden="0" w:uiPriority="0" w:unhideWhenUsed="0" w:qFormat="1"/>
+    <w:lsdException w:name="heading 1" w:semiHidden="0" w:uiPriority="9" w:unhideWhenUsed="0" w:qFormat="1"/>
+    <w:lsdException w:name="heading 2" w:uiPriority="9" w:qFormat="1"/>
+    <w:lsdException w:name="heading 3" w:uiPriority="9" w:qFormat="1"/>
+    <w:lsdException w:name="heading 4" w:uiPriority="9" w:qFormat="1"/>
+    <w:lsdException w:name="heading 5" w:uiPriority="9" w:qFormat="1"/>
+    <w:lsdException w:name="heading 6" w:uiPriority="9" w:qFormat="1"/>
+    <w:lsdException w:name="heading 7" w:uiPriority="9" w:qFormat="1"/>
+    <w:lsdException w:name="heading 8" w:uiPriority="9" w:qFormat="1"/>
+    <w:lsdException w:name="heading 9" w:uiPriority="9" w:qFormat="1"/>
+    <w:lsdException w:name="toc 1" w:uiPriority="39"/>
+    <w:lsdException w:name="toc 2" w:uiPriority="39"/>
+    <w:lsdException w:name="toc 3" w:uiPriority="39"/>
+    <w:lsdException w:name="toc 4" w:uiPriority="39"/>
+    <w:lsdException w:name="toc 5" w:uiPriority="39"/>
+    <w:lsdException w:name="toc 6" w:uiPriority="39"/>
+    <w:lsdException w:name="toc 7" w:uiPriority="39"/>
+    <w:lsdException w:name="toc 8" w:uiPriority="39"/>
+    <w:lsdException w:name="toc 9" w:uiPriority="39"/>
+    <w:lsdException w:name="caption" w:uiPriority="35" w:qFormat="1"/>
+    <w:lsdException w:name="Title" w:semiHidden="0" w:uiPriority="10" w:unhideWhenUsed="0" w:qFormat="1"/>
+    <w:lsdException w:name="Default Paragraph Font" w:uiPriority="1"/>
+    <w:lsdException w:name="Subtitle" w:semiHidden="0" w:uiPriority="11" w:unhideWhenUsed="0" w:qFormat="1"/>
+    <w:lsdException w:name="Strong" w:semiHidden="0" w:uiPriority="22" w:unhideWhenUsed="0" w:qFormat="1"/>
+    <w:lsdException w:name="Emphasis" w:semiHidden="0" w:uiPriority="20" w:unhideWhenUsed="0" w:qFormat="1"/>
+    <w:lsdException w:name="Table Grid" w:semiHidden="0" w:uiPriority="39" w:unhideWhenUsed="0"/>
+    <w:lsdException w:name="Placeholder Text" w:unhideWhenUsed="0"/>
+    <w:lsdException w:name="No Spacing" w:semiHidden="0" w:uiPriority="1" w:unhideWhenUsed="0" w:qFormat="1"/>
+    <w:lsdException w:name="Light Shading" w:semiHidden="0" w:uiPriority="60" w:unhideWhenUsed="0"/>
+    <w:lsdException w:name="Light List" w:semiHidden="0" w:uiPriority="61" w:unhideWhenUsed="0"/>
+    <w:lsdException w:name="Light Grid" w:semiHidden="0" w:uiPriority="62" w:unhideWhenUsed="0"/>
+    <w:lsdException w:name="Medium Shading 1" w:semiHidden="0" w:uiPriority="63" w:unhideWhenUsed="0"/>
+    <w:lsdException w:name="Medium Shading 2" w:semiHidden="0" w:uiPriority="64" w:unhideWhenUsed="0"/>
+    <w:lsdException w:name="Medium List 1" w:semiHidden="0" w:uiPriority="65" w:unhideWhenUsed="0"/>
+    <w:lsdException w:name="Medium List 2" w:semiHidden="0" w:uiPriority="66" w:unhideWhenUsed="0"/>
+    <w:lsdException w:name="Medium Grid 1" w:semiHidden="0" w:uiPriority="67" w:unhideWhenUsed="0"/>
+    <w:lsdException w:name="Medium Grid 2" w:semiHidden="0" w:uiPriority="68" w:unhideWhenUsed="0"/>
+    <w:lsdException w:name="Medium Grid 3" w:semiHidden="0" w:uiPriority="69" w:unhideWhenUsed="0"/>
+    <w:lsdException w:name="Dark List" w:semiHidden="0" w:uiPriority="70" w:unhideWhenUsed="0"/>
+    <w:lsdException w:name="Colorful Shading" w:semiHidden="0" w:uiPriority="71" w:unhideWhenUsed="0"/>
+    <w:lsdException w:name="Colorful List" w:semiHidden="0" w:uiPriority="72" w:unhideWhenUsed="0"/>
+    <w:lsdException w:name="Colorful Grid" w:semiHidden="0" w:uiPriority="73" w:unhideWhenUsed="0"/>
+    <w:lsdException w:name="Light Shading Accent 1" w:semiHidden="0" w:uiPriority="60" w:unhideWhenUsed="0"/>
+    <w:lsdException w:name="Light List Accent 1" w:semiHidden="0" w:uiPriority="61" w:unhideWhenUsed="0"/>
+    <w:lsdException w:name="Light Grid Accent 1" w:semiHidden="0" w:uiPriority="62" w:unhideWhenUsed="0"/>
+    <w:lsdException w:name="Medium Shading 1 Accent 1" w:semiHidden="0" w:uiPriority="63" w:unhideWhenUsed="0"/>
+    <w:lsdException w:name="Medium Shading 2 Accent 1" w:semiHidden="0" w:uiPriority="64" w:unhideWhenUsed="0"/>
+    <w:lsdException w:name="Medium List 1 Accent 1" w:semiHidden="0" w:uiPriority="65" w:unhideWhenUsed="0"/>
+    <w:lsdException w:name="Revision" w:unhideWhenUsed="0"/>
+    <w:lsdException w:name="List Paragraph" w:semiHidden="0" w:uiPriority="34" w:unhideWhenUsed="0" w:qFormat="1"/>
+    <w:lsdException w:name="Quote" w:semiHidden="0" w:uiPriority="29" w:unhideWhenUsed="0" w:qFormat="1"/>
+    <w:lsdException w:name="Intense Quote" w:semiHidden="0" w:uiPriority="30" w:unhideWhenUsed="0" w:qFormat="1"/>
+    <w:lsdException w:name="Medium List 2 Accent 1" w:semiHidden="0" w:uiPriority="66" w:unhideWhenUsed="0"/>
+    <w:lsdException w:name="Medium Grid 1 Accent 1" w:semiHidden="0" w:uiPriority="67" w:unhideWhenUsed="0"/>
+    <w:lsdException w:name="Medium Grid 2 Accent 1" w:semiHidden="0" w:uiPriority="68" w:unhideWhenUsed="0"/>
+    <w:lsdException w:name="Medium Grid 3 Accent 1" w:semiHidden="0" w:uiPriority="69" w:unhideWhenUsed="0"/>
+    <w:lsdException w:name="Dark List Accent 1" w:semiHidden="0" w:uiPriority="70" w:unhideWhenUsed="0"/>
+    <w:lsdException w:name="Colorful Shading Accent 1" w:semiHidden="0" w:uiPriority="71" w:unhideWhenUsed="0"/>
+    <w:lsdException w:name="Colorful List Accent 1" w:semiHidden="0" w:uiPriority="72" w:unhideWhenUsed="0"/>
+    <w:lsdException w:name="Colorful Grid Accent 1" w:semiHidden="0" w:uiPriority="73" w:unhideWhenUsed="0"/>
+    <w:lsdException w:name="Light Shading Accent 2" w:semiHidden="0" w:uiPriority="60" w:unhideWhenUsed="0"/>
+    <w:lsdException w:name="Light List Accent 2" w:semiHidden="0" w:uiPriority="61" w:unhideWhenUsed="0"/>
+    <w:lsdException w:name="Light Grid Accent 2" w:semiHidden="0" w:uiPriority="62" w:unhideWhenUsed="0"/>
+    <w:lsdException w:name="Medium Shading 1 Accent 2" w:semiHidden="0" w:uiPriority="63" w:unhideWhenUsed="0"/>
+    <w:lsdException w:name="Medium Shading 2 Accent 2" w:semiHidden="0" w:uiPriority="64" w:unhideWhenUsed="0"/>
+    <w:lsdException w:name="Medium List 1 Accent 2" w:semiHidden="0" w:uiPriority="65" w:unhideWhenUsed="0"/>
+    <w:lsdException w:name="Medium List 2 Accent 2" w:semiHidden="0" w:uiPriority="66" w:unhideWhenUsed="0"/>
+    <w:lsdException w:name="Medium Grid 1 Accent 2" w:semiHidden="0" w:uiPriority="67" w:unhideWhenUsed="0"/>
+    <w:lsdException w:name="Medium Grid 2 Accent 2" w:semiHidden="0" w:uiPriority="68" w:unhideWhenUsed="0"/>
+    <w:lsdException w:name="Medium Grid 3 Accent 2" w:semiHidden="0" w:uiPriority="69" w:unhideWhenUsed="0"/>
+    <w:lsdException w:name="Dark List Accent 2" w:semiHidden="0" w:uiPriority="70" w:unhideWhenUsed="0"/>
+    <w:lsdException w:name="Colorful Shading Accent 2" w:semiHidden="0" w:uiPriority="71" w:unhideWhenUsed="0"/>
+    <w:lsdException w:name="Colorful List Accent 2" w:semiHidden="0" w:uiPriority="72" w:unhideWhenUsed="0"/>
+    <w:lsdException w:name="Colorful Grid Accent 2" w:semiHidden="0" w:uiPriority="73" w:unhideWhenUsed="0"/>
+    <w:lsdException w:name="Light Shading Accent 3" w:semiHidden="0" w:uiPriority="60" w:unhideWhenUsed="0"/>
+    <w:lsdException w:name="Light List Accent 3" w:semiHidden="0" w:uiPriority="61" w:unhideWhenUsed="0"/>
+    <w:lsdException w:name="Light Grid Accent 3" w:semiHidden="0" w:uiPriority="62" w:unhideWhenUsed="0"/>
+    <w:lsdException w:name="Medium Shading 1 Accent 3" w:semiHidden="0" w:uiPriority="63" w:unhideWhenUsed="0"/>
+    <w:lsdException w:name="Medium Shading 2 Accent 3" w:semiHidden="0" w:uiPriority="64" w:unhideWhenUsed="0"/>
+    <w:lsdException w:name="Medium List 1 Accent 3" w:semiHidden="0" w:uiPriority="65" w:unhideWhenUsed="0"/>
+    <w:lsdException w:name="Medium List 2 Accent 3" w:semiHidden="0" w:uiPriority="66" w:unhideWhenUsed="0"/>
+    <w:lsdException w:name="Medium Grid 1 Accent 3" w:semiHidden="0" w:uiPriority="67" w:unhideWhenUsed="0"/>
+    <w:lsdException w:name="Medium Grid 2 Accent 3" w:semiHidden="0" w:uiPriority="68" w:unhideWhenUsed="0"/>
+    <w:lsdException w:name="Medium Grid 3 Accent 3" w:semiHidden="0" w:uiPriority="69" w:unhideWhenUsed="0"/>
+    <w:lsdException w:name="Dark List Accent 3" w:semiHidden="0" w:uiPriority="70" w:unhideWhenUsed="0"/>
+    <w:lsdException w:name="Colorful Shading Accent 3" w:semiHidden="0" w:uiPriority="71" w:unhideWhenUsed="0"/>
+    <w:lsdException w:name="Colorful List Accent 3" w:semiHidden="0" w:uiPriority="72" w:unhideWhenUsed="0"/>
+    <w:lsdException w:name="Colorful Grid Accent 3" w:semiHidden="0" w:uiPriority="73" w:unhideWhenUsed="0"/>
+    <w:lsdException w:name="Light Shading Accent 4" w:semiHidden="0" w:uiPriority="60" w:unhideWhenUsed="0"/>
+    <w:lsdException w:name="Light List Accent 4" w:semiHidden="0" w:uiPriority="61" w:unhideWhenUsed="0"/>
+    <w:lsdException w:name="Light Grid Accent 4" w:semiHidden="0" w:uiPriority="62" w:unhideWhenUsed="0"/>
+    <w:lsdException w:name="Medium Shading 1 Accent 4" w:semiHidden="0" w:uiPriority="63" w:unhideWhenUsed="0"/>
+    <w:lsdException w:name="Medium Shading 2 Accent 4" w:semiHidden="0" w:uiPriority="64" w:unhideWhenUsed="0"/>
+    <w:lsdException w:name="Medium List 1 Accent 4" w:semiHidden="0" w:uiPriority="65" w:unhideWhenUsed="0"/>
+    <w:lsdException w:name="Medium List 2 Accent 4" w:semiHidden="0" w:uiPriority="66" w:unhideWhenUsed="0"/>
+    <w:lsdException w:name="Medium Grid 1 Accent 4" w:semiHidden="0" w:uiPriority="67" w:unhideWhenUsed="0"/>
+    <w:lsdException w:name="Medium Grid 2 Accent 4" w:semiHidden="0" w:uiPriority="68" w:unhideWhenUsed="0"/>
+    <w:lsdException w:name="Medium Grid 3 Accent 4" w:semiHidden="0" w:uiPriority="69" w:unhideWhenUsed="0"/>
+    <w:lsdException w:name="Dark List Accent 4" w:semiHidden="0" w:uiPriority="70" w:unhideWhenUsed="0"/>
+    <w:lsdException w:name="Colorful Shading Accent 4" w:semiHidden="0" w:uiPriority="71" w:unhideWhenUsed="0"/>
+    <w:lsdException w:name="Colorful List Accent 4" w:semiHidden="0" w:uiPriority="72" w:unhideWhenUsed="0"/>
+    <w:lsdException w:name="Colorful Grid Accent 4" w:semiHidden="0" w:uiPriority="73" w:unhideWhenUsed="0"/>
+    <w:lsdException w:name="Light Shading Accent 5" w:semiHidden="0" w:uiPriority="60" w:unhideWhenUsed="0"/>
+    <w:lsdException w:name="Light List Accent 5" w:semiHidden="0" w:uiPriority="61" w:unhideWhenUsed="0"/>
+    <w:lsdException w:name="Light Grid Accent 5" w:semiHidden="0" w:uiPriority="62" w:unhideWhenUsed="0"/>
+    <w:lsdException w:name="Medium Shading 1 Accent 5" w:semiHidden="0" w:uiPriority="63" w:unhideWhenUsed="0"/>
+    <w:lsdException w:name="Medium Shading 2 Accent 5" w:semiHidden="0" w:uiPriority="64" w:unhideWhenUsed="0"/>
+    <w:lsdException w:name="Medium List 1 Accent 5" w:semiHidden="0" w:uiPriority="65" w:unhideWhenUsed="0"/>
+    <w:lsdException w:name="Medium List 2 Accent 5" w:semiHidden="0" w:uiPriority="66" w:unhideWhenUsed="0"/>
+    <w:lsdException w:name="Medium Grid 1 Accent 5" w:semiHidden="0" w:uiPriority="67" w:unhideWhenUsed="0"/>
+    <w:lsdException w:name="Medium Grid 2 Accent 5" w:semiHidden="0" w:uiPriority="68" w:unhideWhenUsed="0"/>
+    <w:lsdException w:name="Medium Grid 3 Accent 5" w:semiHidden="0" w:uiPriority="69" w:unhideWhenUsed="0"/>
+    <w:lsdException w:name="Dark List Accent 5" w:semiHidden="0" w:uiPriority="70" w:unhideWhenUsed="0"/>
+    <w:lsdException w:name="Colorful Shading Accent 5" w:semiHidden="0" w:uiPriority="71" w:unhideWhenUsed="0"/>
+    <w:lsdException w:name="Colorful List Accent 5" w:semiHidden="0" w:uiPriority="72" w:unhideWhenUsed="0"/>
+    <w:lsdException w:name="Colorful Grid Accent 5" w:semiHidden="0" w:uiPriority="73" w:unhideWhenUsed="0"/>
+    <w:lsdException w:name="Light Shading Accent 6" w:semiHidden="0" w:uiPriority="60" w:unhideWhenUsed="0"/>
+    <w:lsdException w:name="Light List Accent 6" w:semiHidden="0" w:uiPriority="61" w:unhideWhenUsed="0"/>
+    <w:lsdException w:name="Light Grid Accent 6" w:semiHidden="0" w:uiPriority="62" w:unhideWhenUsed="0"/>
+    <w:lsdException w:name="Medium Shading 1 Accent 6" w:semiHidden="0" w:uiPriority="63" w:unhideWhenUsed="0"/>
+    <w:lsdException w:name="Medium Shading 2 Accent 6" w:semiHidden="0" w:uiPriority="64" w:unhideWhenUsed="0"/>
+    <w:lsdException w:name="Medium List 1 Accent 6" w:semiHidden="0" w:uiPriority="65" w:unhideWhenUsed="0"/>
+    <w:lsdException w:name="Medium List 2 Accent 6" w:semiHidden="0" w:uiPriority="66" w:unhideWhenUsed="0"/>
+    <w:lsdException w:name="Medium Grid 1 Accent 6" w:semiHidden="0" w:uiPriority="67" w:unhideWhenUsed="0"/>
+    <w:lsdException w:name="Medium Grid 2 Accent 6" w:semiHidden="0" w:uiPriority="68" w:unhideWhenUsed="0"/>
+    <w:lsdException w:name="Medium Grid 3 Accent 6" w:semiHidden="0" w:uiPriority="69" w:unhideWhenUsed="0"/>
+    <w:lsdException w:name="Dark List Accent 6" w:semiHidden="0" w:uiPriority="70" w:unhideWhenUsed="0"/>
+    <w:lsdException w:name="Colorful Shading Accent 6" w:semiHidden="0" w:uiPriority="71" w:unhideWhenUsed="0"/>
+    <w:lsdException w:name="Colorful List Accent 6" w:semiHidden="0" w:uiPriority="72" w:unhideWhenUsed="0"/>
+    <w:lsdException w:name="Colorful Grid Accent 6" w:semiHidden="0" w:uiPriority="73" w:unhideWhenUsed="0"/>
+    <w:lsdException w:name="Subtle Emphasis" w:semiHidden="0" w:uiPriority="19" w:unhideWhenUsed="0" w:qFormat="1"/>
+    <w:lsdException w:name="Intense Emphasis" w:semiHidden="0" w:uiPriority="21" w:unhideWhenUsed="0" w:qFormat="1"/>
+    <w:lsdException w:name="Subtle Reference" w:semiHidden="0" w:uiPriority="31" w:unhideWhenUsed="0" w:qFormat="1"/>
+    <w:lsdException w:name="Intense Reference" w:semiHidden="0" w:uiPriority="32" w:unhideWhenUsed="0" w:qFormat="1"/>
+    <w:lsdException w:name="Book Title" w:semiHidden="0" w:uiPriority="33" w:unhideWhenUsed="0" w:qFormat="1"/>
+    <w:lsdException w:name="Bibliography" w:uiPriority="37"/>
+    <w:lsdException w:name="TOC Heading" w:uiPriority="39" w:qFormat="1"/>
   </w:latentStyles>
-  <w:style w:type="paragraph" w:styleId="Normal" w:default="1">
+  <w:style w:type="paragraph" w:default="1" w:styleId="Normal">
     <w:name w:val="Normal"/>
     <w:qFormat/>
   </w:style>
@@ -1055,7 +914,7 @@
       <w:outlineLvl w:val="0"/>
     </w:pPr>
     <w:rPr>
-      <w:rFonts w:asciiTheme="majorHAnsi" w:hAnsiTheme="majorHAnsi" w:eastAsiaTheme="majorEastAsia" w:cstheme="majorBidi"/>
+      <w:rFonts w:asciiTheme="majorHAnsi" w:eastAsiaTheme="majorEastAsia" w:hAnsiTheme="majorHAnsi" w:cstheme="majorBidi"/>
       <w:color w:val="0F4761" w:themeColor="accent1" w:themeShade="BF"/>
       <w:sz w:val="40"/>
       <w:szCs w:val="40"/>
@@ -1078,7 +937,7 @@
       <w:outlineLvl w:val="1"/>
     </w:pPr>
     <w:rPr>
-      <w:rFonts w:asciiTheme="majorHAnsi" w:hAnsiTheme="majorHAnsi" w:eastAsiaTheme="majorEastAsia" w:cstheme="majorBidi"/>
+      <w:rFonts w:asciiTheme="majorHAnsi" w:eastAsiaTheme="majorEastAsia" w:hAnsiTheme="majorHAnsi" w:cstheme="majorBidi"/>
       <w:color w:val="0F4761" w:themeColor="accent1" w:themeShade="BF"/>
       <w:sz w:val="32"/>
       <w:szCs w:val="32"/>
@@ -1239,13 +1098,13 @@
       <w:color w:val="272727" w:themeColor="text1" w:themeTint="D8"/>
     </w:rPr>
   </w:style>
-  <w:style w:type="character" w:styleId="Fontepargpadro" w:default="1">
+  <w:style w:type="character" w:default="1" w:styleId="Fontepargpadro">
     <w:name w:val="Default Paragraph Font"/>
     <w:uiPriority w:val="1"/>
     <w:semiHidden/>
     <w:unhideWhenUsed/>
   </w:style>
-  <w:style w:type="table" w:styleId="Tabelanormal" w:default="1">
+  <w:style w:type="table" w:default="1" w:styleId="Tabelanormal">
     <w:name w:val="Normal Table"/>
     <w:uiPriority w:val="99"/>
     <w:semiHidden/>
@@ -1260,26 +1119,26 @@
       </w:tblCellMar>
     </w:tblPr>
   </w:style>
-  <w:style w:type="numbering" w:styleId="Semlista" w:default="1">
+  <w:style w:type="numbering" w:default="1" w:styleId="Semlista">
     <w:name w:val="No List"/>
     <w:uiPriority w:val="99"/>
     <w:semiHidden/>
     <w:unhideWhenUsed/>
   </w:style>
-  <w:style w:type="character" w:styleId="Ttulo1Char" w:customStyle="1">
+  <w:style w:type="character" w:customStyle="1" w:styleId="Ttulo1Char">
     <w:name w:val="Título 1 Char"/>
     <w:basedOn w:val="Fontepargpadro"/>
     <w:link w:val="Ttulo1"/>
     <w:uiPriority w:val="9"/>
     <w:rsid w:val="00481D88"/>
     <w:rPr>
-      <w:rFonts w:asciiTheme="majorHAnsi" w:hAnsiTheme="majorHAnsi" w:eastAsiaTheme="majorEastAsia" w:cstheme="majorBidi"/>
+      <w:rFonts w:asciiTheme="majorHAnsi" w:eastAsiaTheme="majorEastAsia" w:hAnsiTheme="majorHAnsi" w:cstheme="majorBidi"/>
       <w:color w:val="0F4761" w:themeColor="accent1" w:themeShade="BF"/>
       <w:sz w:val="40"/>
       <w:szCs w:val="40"/>
     </w:rPr>
   </w:style>
-  <w:style w:type="character" w:styleId="Ttulo2Char" w:customStyle="1">
+  <w:style w:type="character" w:customStyle="1" w:styleId="Ttulo2Char">
     <w:name w:val="Título 2 Char"/>
     <w:basedOn w:val="Fontepargpadro"/>
     <w:link w:val="Ttulo2"/>
@@ -1287,13 +1146,13 @@
     <w:semiHidden/>
     <w:rsid w:val="00481D88"/>
     <w:rPr>
-      <w:rFonts w:asciiTheme="majorHAnsi" w:hAnsiTheme="majorHAnsi" w:eastAsiaTheme="majorEastAsia" w:cstheme="majorBidi"/>
+      <w:rFonts w:asciiTheme="majorHAnsi" w:eastAsiaTheme="majorEastAsia" w:hAnsiTheme="majorHAnsi" w:cstheme="majorBidi"/>
       <w:color w:val="0F4761" w:themeColor="accent1" w:themeShade="BF"/>
       <w:sz w:val="32"/>
       <w:szCs w:val="32"/>
     </w:rPr>
   </w:style>
-  <w:style w:type="character" w:styleId="Ttulo3Char" w:customStyle="1">
+  <w:style w:type="character" w:customStyle="1" w:styleId="Ttulo3Char">
     <w:name w:val="Título 3 Char"/>
     <w:basedOn w:val="Fontepargpadro"/>
     <w:link w:val="Ttulo3"/>
@@ -1307,7 +1166,7 @@
       <w:szCs w:val="28"/>
     </w:rPr>
   </w:style>
-  <w:style w:type="character" w:styleId="Ttulo4Char" w:customStyle="1">
+  <w:style w:type="character" w:customStyle="1" w:styleId="Ttulo4Char">
     <w:name w:val="Título 4 Char"/>
     <w:basedOn w:val="Fontepargpadro"/>
     <w:link w:val="Ttulo4"/>
@@ -1321,7 +1180,7 @@
       <w:color w:val="0F4761" w:themeColor="accent1" w:themeShade="BF"/>
     </w:rPr>
   </w:style>
-  <w:style w:type="character" w:styleId="Ttulo5Char" w:customStyle="1">
+  <w:style w:type="character" w:customStyle="1" w:styleId="Ttulo5Char">
     <w:name w:val="Título 5 Char"/>
     <w:basedOn w:val="Fontepargpadro"/>
     <w:link w:val="Ttulo5"/>
@@ -1333,7 +1192,7 @@
       <w:color w:val="0F4761" w:themeColor="accent1" w:themeShade="BF"/>
     </w:rPr>
   </w:style>
-  <w:style w:type="character" w:styleId="Ttulo6Char" w:customStyle="1">
+  <w:style w:type="character" w:customStyle="1" w:styleId="Ttulo6Char">
     <w:name w:val="Título 6 Char"/>
     <w:basedOn w:val="Fontepargpadro"/>
     <w:link w:val="Ttulo6"/>
@@ -1347,7 +1206,7 @@
       <w:color w:val="595959" w:themeColor="text1" w:themeTint="A6"/>
     </w:rPr>
   </w:style>
-  <w:style w:type="character" w:styleId="Ttulo7Char" w:customStyle="1">
+  <w:style w:type="character" w:customStyle="1" w:styleId="Ttulo7Char">
     <w:name w:val="Título 7 Char"/>
     <w:basedOn w:val="Fontepargpadro"/>
     <w:link w:val="Ttulo7"/>
@@ -1359,7 +1218,7 @@
       <w:color w:val="595959" w:themeColor="text1" w:themeTint="A6"/>
     </w:rPr>
   </w:style>
-  <w:style w:type="character" w:styleId="Ttulo8Char" w:customStyle="1">
+  <w:style w:type="character" w:customStyle="1" w:styleId="Ttulo8Char">
     <w:name w:val="Título 8 Char"/>
     <w:basedOn w:val="Fontepargpadro"/>
     <w:link w:val="Ttulo8"/>
@@ -1373,7 +1232,7 @@
       <w:color w:val="272727" w:themeColor="text1" w:themeTint="D8"/>
     </w:rPr>
   </w:style>
-  <w:style w:type="character" w:styleId="Ttulo9Char" w:customStyle="1">
+  <w:style w:type="character" w:customStyle="1" w:styleId="Ttulo9Char">
     <w:name w:val="Título 9 Char"/>
     <w:basedOn w:val="Fontepargpadro"/>
     <w:link w:val="Ttulo9"/>
@@ -1398,21 +1257,21 @@
       <w:contextualSpacing/>
     </w:pPr>
     <w:rPr>
-      <w:rFonts w:asciiTheme="majorHAnsi" w:hAnsiTheme="majorHAnsi" w:eastAsiaTheme="majorEastAsia" w:cstheme="majorBidi"/>
+      <w:rFonts w:asciiTheme="majorHAnsi" w:eastAsiaTheme="majorEastAsia" w:hAnsiTheme="majorHAnsi" w:cstheme="majorBidi"/>
       <w:spacing w:val="-10"/>
       <w:kern w:val="28"/>
       <w:sz w:val="56"/>
       <w:szCs w:val="56"/>
     </w:rPr>
   </w:style>
-  <w:style w:type="character" w:styleId="TtuloChar" w:customStyle="1">
+  <w:style w:type="character" w:customStyle="1" w:styleId="TtuloChar">
     <w:name w:val="Título Char"/>
     <w:basedOn w:val="Fontepargpadro"/>
     <w:link w:val="Ttulo"/>
     <w:uiPriority w:val="10"/>
     <w:rsid w:val="00481D88"/>
     <w:rPr>
-      <w:rFonts w:asciiTheme="majorHAnsi" w:hAnsiTheme="majorHAnsi" w:eastAsiaTheme="majorEastAsia" w:cstheme="majorBidi"/>
+      <w:rFonts w:asciiTheme="majorHAnsi" w:eastAsiaTheme="majorEastAsia" w:hAnsiTheme="majorHAnsi" w:cstheme="majorBidi"/>
       <w:spacing w:val="-10"/>
       <w:kern w:val="28"/>
       <w:sz w:val="56"/>
@@ -1440,7 +1299,7 @@
       <w:szCs w:val="28"/>
     </w:rPr>
   </w:style>
-  <w:style w:type="character" w:styleId="SubttuloChar" w:customStyle="1">
+  <w:style w:type="character" w:customStyle="1" w:styleId="SubttuloChar">
     <w:name w:val="Subtítulo Char"/>
     <w:basedOn w:val="Fontepargpadro"/>
     <w:link w:val="Subttulo"/>
@@ -1472,7 +1331,7 @@
       <w:color w:val="404040" w:themeColor="text1" w:themeTint="BF"/>
     </w:rPr>
   </w:style>
-  <w:style w:type="character" w:styleId="CitaoChar" w:customStyle="1">
+  <w:style w:type="character" w:customStyle="1" w:styleId="CitaoChar">
     <w:name w:val="Citação Char"/>
     <w:basedOn w:val="Fontepargpadro"/>
     <w:link w:val="Citao"/>
@@ -1517,8 +1376,8 @@
     <w:rsid w:val="00481D88"/>
     <w:pPr>
       <w:pBdr>
-        <w:top w:val="single" w:color="0F4761" w:themeColor="accent1" w:themeShade="BF" w:sz="4" w:space="10"/>
-        <w:bottom w:val="single" w:color="0F4761" w:themeColor="accent1" w:themeShade="BF" w:sz="4" w:space="10"/>
+        <w:top w:val="single" w:sz="4" w:space="10" w:color="0F4761" w:themeColor="accent1" w:themeShade="BF"/>
+        <w:bottom w:val="single" w:sz="4" w:space="10" w:color="0F4761" w:themeColor="accent1" w:themeShade="BF"/>
       </w:pBdr>
       <w:spacing w:before="360" w:after="360"/>
       <w:ind w:left="864" w:right="864"/>
@@ -1530,7 +1389,688 @@
       <w:color w:val="0F4761" w:themeColor="accent1" w:themeShade="BF"/>
     </w:rPr>
   </w:style>
-  <w:style w:type="character" w:styleId="CitaoIntensaChar" w:customStyle="1">
+  <w:style w:type="character" w:customStyle="1" w:styleId="CitaoIntensaChar">
+    <w:name w:val="Citação Intensa Char"/>
+    <w:basedOn w:val="Fontepargpadro"/>
+    <w:link w:val="CitaoIntensa"/>
+    <w:uiPriority w:val="30"/>
+    <w:rsid w:val="00481D88"/>
+    <w:rPr>
+      <w:i/>
+      <w:iCs/>
+      <w:color w:val="0F4761" w:themeColor="accent1" w:themeShade="BF"/>
+    </w:rPr>
+  </w:style>
+  <w:style w:type="character" w:styleId="RefernciaIntensa">
+    <w:name w:val="Intense Reference"/>
+    <w:basedOn w:val="Fontepargpadro"/>
+    <w:uiPriority w:val="32"/>
+    <w:qFormat/>
+    <w:rsid w:val="00481D88"/>
+    <w:rPr>
+      <w:b/>
+      <w:bCs/>
+      <w:smallCaps/>
+      <w:color w:val="0F4761" w:themeColor="accent1" w:themeShade="BF"/>
+      <w:spacing w:val="5"/>
+    </w:rPr>
+  </w:style>
+</w:styles>
+</file>
+
+<file path=word/stylesWithEffects.xml><?xml version="1.0" encoding="utf-8"?>
+<w:styles xmlns:wpc="http://schemas.microsoft.com/office/word/2010/wordprocessingCanvas" xmlns:mc="http://schemas.openxmlformats.org/markup-compatibility/2006" xmlns:o="urn:schemas-microsoft-com:office:office" xmlns:r="http://schemas.openxmlformats.org/officeDocument/2006/relationships" xmlns:m="http://schemas.openxmlformats.org/officeDocument/2006/math" xmlns:v="urn:schemas-microsoft-com:vml" xmlns:wp14="http://schemas.microsoft.com/office/word/2010/wordprocessingDrawing" xmlns:wp="http://schemas.openxmlformats.org/drawingml/2006/wordprocessingDrawing" xmlns:w10="urn:schemas-microsoft-com:office:word" xmlns:w="http://schemas.openxmlformats.org/wordprocessingml/2006/main" xmlns:w14="http://schemas.microsoft.com/office/word/2010/wordml" xmlns:wpg="http://schemas.microsoft.com/office/word/2010/wordprocessingGroup" xmlns:wpi="http://schemas.microsoft.com/office/word/2010/wordprocessingInk" xmlns:wne="http://schemas.microsoft.com/office/word/2006/wordml" xmlns:wps="http://schemas.microsoft.com/office/word/2010/wordprocessingShape" mc:Ignorable="w14 wp14">
+  <w:docDefaults>
+    <w:rPrDefault>
+      <w:rPr>
+        <w:rFonts w:asciiTheme="minorHAnsi" w:eastAsiaTheme="minorHAnsi" w:hAnsiTheme="minorHAnsi" w:cstheme="minorBidi"/>
+        <w:kern w:val="2"/>
+        <w:sz w:val="24"/>
+        <w:szCs w:val="24"/>
+        <w:lang w:val="pt-BR" w:eastAsia="en-US" w:bidi="ar-SA"/>
+        <w14:ligatures w14:val="standardContextual"/>
+      </w:rPr>
+    </w:rPrDefault>
+    <w:pPrDefault>
+      <w:pPr>
+        <w:spacing w:after="160" w:line="278" w:lineRule="auto"/>
+      </w:pPr>
+    </w:pPrDefault>
+  </w:docDefaults>
+  <w:latentStyles w:defLockedState="0" w:defUIPriority="99" w:defSemiHidden="1" w:defUnhideWhenUsed="1" w:defQFormat="0" w:count="267">
+    <w:lsdException w:name="Normal" w:semiHidden="0" w:uiPriority="0" w:unhideWhenUsed="0" w:qFormat="1"/>
+    <w:lsdException w:name="heading 1" w:semiHidden="0" w:uiPriority="9" w:unhideWhenUsed="0" w:qFormat="1"/>
+    <w:lsdException w:name="heading 2" w:uiPriority="9" w:qFormat="1"/>
+    <w:lsdException w:name="heading 3" w:uiPriority="9" w:qFormat="1"/>
+    <w:lsdException w:name="heading 4" w:uiPriority="9" w:qFormat="1"/>
+    <w:lsdException w:name="heading 5" w:uiPriority="9" w:qFormat="1"/>
+    <w:lsdException w:name="heading 6" w:uiPriority="9" w:qFormat="1"/>
+    <w:lsdException w:name="heading 7" w:uiPriority="9" w:qFormat="1"/>
+    <w:lsdException w:name="heading 8" w:uiPriority="9" w:qFormat="1"/>
+    <w:lsdException w:name="heading 9" w:uiPriority="9" w:qFormat="1"/>
+    <w:lsdException w:name="toc 1" w:uiPriority="39"/>
+    <w:lsdException w:name="toc 2" w:uiPriority="39"/>
+    <w:lsdException w:name="toc 3" w:uiPriority="39"/>
+    <w:lsdException w:name="toc 4" w:uiPriority="39"/>
+    <w:lsdException w:name="toc 5" w:uiPriority="39"/>
+    <w:lsdException w:name="toc 6" w:uiPriority="39"/>
+    <w:lsdException w:name="toc 7" w:uiPriority="39"/>
+    <w:lsdException w:name="toc 8" w:uiPriority="39"/>
+    <w:lsdException w:name="toc 9" w:uiPriority="39"/>
+    <w:lsdException w:name="caption" w:uiPriority="35" w:qFormat="1"/>
+    <w:lsdException w:name="Title" w:semiHidden="0" w:uiPriority="10" w:unhideWhenUsed="0" w:qFormat="1"/>
+    <w:lsdException w:name="Default Paragraph Font" w:uiPriority="1"/>
+    <w:lsdException w:name="Subtitle" w:semiHidden="0" w:uiPriority="11" w:unhideWhenUsed="0" w:qFormat="1"/>
+    <w:lsdException w:name="Strong" w:semiHidden="0" w:uiPriority="22" w:unhideWhenUsed="0" w:qFormat="1"/>
+    <w:lsdException w:name="Emphasis" w:semiHidden="0" w:uiPriority="20" w:unhideWhenUsed="0" w:qFormat="1"/>
+    <w:lsdException w:name="Table Grid" w:semiHidden="0" w:uiPriority="39" w:unhideWhenUsed="0"/>
+    <w:lsdException w:name="Placeholder Text" w:unhideWhenUsed="0"/>
+    <w:lsdException w:name="No Spacing" w:semiHidden="0" w:uiPriority="1" w:unhideWhenUsed="0" w:qFormat="1"/>
+    <w:lsdException w:name="Light Shading" w:semiHidden="0" w:uiPriority="60" w:unhideWhenUsed="0"/>
+    <w:lsdException w:name="Light List" w:semiHidden="0" w:uiPriority="61" w:unhideWhenUsed="0"/>
+    <w:lsdException w:name="Light Grid" w:semiHidden="0" w:uiPriority="62" w:unhideWhenUsed="0"/>
+    <w:lsdException w:name="Medium Shading 1" w:semiHidden="0" w:uiPriority="63" w:unhideWhenUsed="0"/>
+    <w:lsdException w:name="Medium Shading 2" w:semiHidden="0" w:uiPriority="64" w:unhideWhenUsed="0"/>
+    <w:lsdException w:name="Medium List 1" w:semiHidden="0" w:uiPriority="65" w:unhideWhenUsed="0"/>
+    <w:lsdException w:name="Medium List 2" w:semiHidden="0" w:uiPriority="66" w:unhideWhenUsed="0"/>
+    <w:lsdException w:name="Medium Grid 1" w:semiHidden="0" w:uiPriority="67" w:unhideWhenUsed="0"/>
+    <w:lsdException w:name="Medium Grid 2" w:semiHidden="0" w:uiPriority="68" w:unhideWhenUsed="0"/>
+    <w:lsdException w:name="Medium Grid 3" w:semiHidden="0" w:uiPriority="69" w:unhideWhenUsed="0"/>
+    <w:lsdException w:name="Dark List" w:semiHidden="0" w:uiPriority="70" w:unhideWhenUsed="0"/>
+    <w:lsdException w:name="Colorful Shading" w:semiHidden="0" w:uiPriority="71" w:unhideWhenUsed="0"/>
+    <w:lsdException w:name="Colorful List" w:semiHidden="0" w:uiPriority="72" w:unhideWhenUsed="0"/>
+    <w:lsdException w:name="Colorful Grid" w:semiHidden="0" w:uiPriority="73" w:unhideWhenUsed="0"/>
+    <w:lsdException w:name="Light Shading Accent 1" w:semiHidden="0" w:uiPriority="60" w:unhideWhenUsed="0"/>
+    <w:lsdException w:name="Light List Accent 1" w:semiHidden="0" w:uiPriority="61" w:unhideWhenUsed="0"/>
+    <w:lsdException w:name="Light Grid Accent 1" w:semiHidden="0" w:uiPriority="62" w:unhideWhenUsed="0"/>
+    <w:lsdException w:name="Medium Shading 1 Accent 1" w:semiHidden="0" w:uiPriority="63" w:unhideWhenUsed="0"/>
+    <w:lsdException w:name="Medium Shading 2 Accent 1" w:semiHidden="0" w:uiPriority="64" w:unhideWhenUsed="0"/>
+    <w:lsdException w:name="Medium List 1 Accent 1" w:semiHidden="0" w:uiPriority="65" w:unhideWhenUsed="0"/>
+    <w:lsdException w:name="Revision" w:unhideWhenUsed="0"/>
+    <w:lsdException w:name="List Paragraph" w:semiHidden="0" w:uiPriority="34" w:unhideWhenUsed="0" w:qFormat="1"/>
+    <w:lsdException w:name="Quote" w:semiHidden="0" w:uiPriority="29" w:unhideWhenUsed="0" w:qFormat="1"/>
+    <w:lsdException w:name="Intense Quote" w:semiHidden="0" w:uiPriority="30" w:unhideWhenUsed="0" w:qFormat="1"/>
+    <w:lsdException w:name="Medium List 2 Accent 1" w:semiHidden="0" w:uiPriority="66" w:unhideWhenUsed="0"/>
+    <w:lsdException w:name="Medium Grid 1 Accent 1" w:semiHidden="0" w:uiPriority="67" w:unhideWhenUsed="0"/>
+    <w:lsdException w:name="Medium Grid 2 Accent 1" w:semiHidden="0" w:uiPriority="68" w:unhideWhenUsed="0"/>
+    <w:lsdException w:name="Medium Grid 3 Accent 1" w:semiHidden="0" w:uiPriority="69" w:unhideWhenUsed="0"/>
+    <w:lsdException w:name="Dark List Accent 1" w:semiHidden="0" w:uiPriority="70" w:unhideWhenUsed="0"/>
+    <w:lsdException w:name="Colorful Shading Accent 1" w:semiHidden="0" w:uiPriority="71" w:unhideWhenUsed="0"/>
+    <w:lsdException w:name="Colorful List Accent 1" w:semiHidden="0" w:uiPriority="72" w:unhideWhenUsed="0"/>
+    <w:lsdException w:name="Colorful Grid Accent 1" w:semiHidden="0" w:uiPriority="73" w:unhideWhenUsed="0"/>
+    <w:lsdException w:name="Light Shading Accent 2" w:semiHidden="0" w:uiPriority="60" w:unhideWhenUsed="0"/>
+    <w:lsdException w:name="Light List Accent 2" w:semiHidden="0" w:uiPriority="61" w:unhideWhenUsed="0"/>
+    <w:lsdException w:name="Light Grid Accent 2" w:semiHidden="0" w:uiPriority="62" w:unhideWhenUsed="0"/>
+    <w:lsdException w:name="Medium Shading 1 Accent 2" w:semiHidden="0" w:uiPriority="63" w:unhideWhenUsed="0"/>
+    <w:lsdException w:name="Medium Shading 2 Accent 2" w:semiHidden="0" w:uiPriority="64" w:unhideWhenUsed="0"/>
+    <w:lsdException w:name="Medium List 1 Accent 2" w:semiHidden="0" w:uiPriority="65" w:unhideWhenUsed="0"/>
+    <w:lsdException w:name="Medium List 2 Accent 2" w:semiHidden="0" w:uiPriority="66" w:unhideWhenUsed="0"/>
+    <w:lsdException w:name="Medium Grid 1 Accent 2" w:semiHidden="0" w:uiPriority="67" w:unhideWhenUsed="0"/>
+    <w:lsdException w:name="Medium Grid 2 Accent 2" w:semiHidden="0" w:uiPriority="68" w:unhideWhenUsed="0"/>
+    <w:lsdException w:name="Medium Grid 3 Accent 2" w:semiHidden="0" w:uiPriority="69" w:unhideWhenUsed="0"/>
+    <w:lsdException w:name="Dark List Accent 2" w:semiHidden="0" w:uiPriority="70" w:unhideWhenUsed="0"/>
+    <w:lsdException w:name="Colorful Shading Accent 2" w:semiHidden="0" w:uiPriority="71" w:unhideWhenUsed="0"/>
+    <w:lsdException w:name="Colorful List Accent 2" w:semiHidden="0" w:uiPriority="72" w:unhideWhenUsed="0"/>
+    <w:lsdException w:name="Colorful Grid Accent 2" w:semiHidden="0" w:uiPriority="73" w:unhideWhenUsed="0"/>
+    <w:lsdException w:name="Light Shading Accent 3" w:semiHidden="0" w:uiPriority="60" w:unhideWhenUsed="0"/>
+    <w:lsdException w:name="Light List Accent 3" w:semiHidden="0" w:uiPriority="61" w:unhideWhenUsed="0"/>
+    <w:lsdException w:name="Light Grid Accent 3" w:semiHidden="0" w:uiPriority="62" w:unhideWhenUsed="0"/>
+    <w:lsdException w:name="Medium Shading 1 Accent 3" w:semiHidden="0" w:uiPriority="63" w:unhideWhenUsed="0"/>
+    <w:lsdException w:name="Medium Shading 2 Accent 3" w:semiHidden="0" w:uiPriority="64" w:unhideWhenUsed="0"/>
+    <w:lsdException w:name="Medium List 1 Accent 3" w:semiHidden="0" w:uiPriority="65" w:unhideWhenUsed="0"/>
+    <w:lsdException w:name="Medium List 2 Accent 3" w:semiHidden="0" w:uiPriority="66" w:unhideWhenUsed="0"/>
+    <w:lsdException w:name="Medium Grid 1 Accent 3" w:semiHidden="0" w:uiPriority="67" w:unhideWhenUsed="0"/>
+    <w:lsdException w:name="Medium Grid 2 Accent 3" w:semiHidden="0" w:uiPriority="68" w:unhideWhenUsed="0"/>
+    <w:lsdException w:name="Medium Grid 3 Accent 3" w:semiHidden="0" w:uiPriority="69" w:unhideWhenUsed="0"/>
+    <w:lsdException w:name="Dark List Accent 3" w:semiHidden="0" w:uiPriority="70" w:unhideWhenUsed="0"/>
+    <w:lsdException w:name="Colorful Shading Accent 3" w:semiHidden="0" w:uiPriority="71" w:unhideWhenUsed="0"/>
+    <w:lsdException w:name="Colorful List Accent 3" w:semiHidden="0" w:uiPriority="72" w:unhideWhenUsed="0"/>
+    <w:lsdException w:name="Colorful Grid Accent 3" w:semiHidden="0" w:uiPriority="73" w:unhideWhenUsed="0"/>
+    <w:lsdException w:name="Light Shading Accent 4" w:semiHidden="0" w:uiPriority="60" w:unhideWhenUsed="0"/>
+    <w:lsdException w:name="Light List Accent 4" w:semiHidden="0" w:uiPriority="61" w:unhideWhenUsed="0"/>
+    <w:lsdException w:name="Light Grid Accent 4" w:semiHidden="0" w:uiPriority="62" w:unhideWhenUsed="0"/>
+    <w:lsdException w:name="Medium Shading 1 Accent 4" w:semiHidden="0" w:uiPriority="63" w:unhideWhenUsed="0"/>
+    <w:lsdException w:name="Medium Shading 2 Accent 4" w:semiHidden="0" w:uiPriority="64" w:unhideWhenUsed="0"/>
+    <w:lsdException w:name="Medium List 1 Accent 4" w:semiHidden="0" w:uiPriority="65" w:unhideWhenUsed="0"/>
+    <w:lsdException w:name="Medium List 2 Accent 4" w:semiHidden="0" w:uiPriority="66" w:unhideWhenUsed="0"/>
+    <w:lsdException w:name="Medium Grid 1 Accent 4" w:semiHidden="0" w:uiPriority="67" w:unhideWhenUsed="0"/>
+    <w:lsdException w:name="Medium Grid 2 Accent 4" w:semiHidden="0" w:uiPriority="68" w:unhideWhenUsed="0"/>
+    <w:lsdException w:name="Medium Grid 3 Accent 4" w:semiHidden="0" w:uiPriority="69" w:unhideWhenUsed="0"/>
+    <w:lsdException w:name="Dark List Accent 4" w:semiHidden="0" w:uiPriority="70" w:unhideWhenUsed="0"/>
+    <w:lsdException w:name="Colorful Shading Accent 4" w:semiHidden="0" w:uiPriority="71" w:unhideWhenUsed="0"/>
+    <w:lsdException w:name="Colorful List Accent 4" w:semiHidden="0" w:uiPriority="72" w:unhideWhenUsed="0"/>
+    <w:lsdException w:name="Colorful Grid Accent 4" w:semiHidden="0" w:uiPriority="73" w:unhideWhenUsed="0"/>
+    <w:lsdException w:name="Light Shading Accent 5" w:semiHidden="0" w:uiPriority="60" w:unhideWhenUsed="0"/>
+    <w:lsdException w:name="Light List Accent 5" w:semiHidden="0" w:uiPriority="61" w:unhideWhenUsed="0"/>
+    <w:lsdException w:name="Light Grid Accent 5" w:semiHidden="0" w:uiPriority="62" w:unhideWhenUsed="0"/>
+    <w:lsdException w:name="Medium Shading 1 Accent 5" w:semiHidden="0" w:uiPriority="63" w:unhideWhenUsed="0"/>
+    <w:lsdException w:name="Medium Shading 2 Accent 5" w:semiHidden="0" w:uiPriority="64" w:unhideWhenUsed="0"/>
+    <w:lsdException w:name="Medium List 1 Accent 5" w:semiHidden="0" w:uiPriority="65" w:unhideWhenUsed="0"/>
+    <w:lsdException w:name="Medium List 2 Accent 5" w:semiHidden="0" w:uiPriority="66" w:unhideWhenUsed="0"/>
+    <w:lsdException w:name="Medium Grid 1 Accent 5" w:semiHidden="0" w:uiPriority="67" w:unhideWhenUsed="0"/>
+    <w:lsdException w:name="Medium Grid 2 Accent 5" w:semiHidden="0" w:uiPriority="68" w:unhideWhenUsed="0"/>
+    <w:lsdException w:name="Medium Grid 3 Accent 5" w:semiHidden="0" w:uiPriority="69" w:unhideWhenUsed="0"/>
+    <w:lsdException w:name="Dark List Accent 5" w:semiHidden="0" w:uiPriority="70" w:unhideWhenUsed="0"/>
+    <w:lsdException w:name="Colorful Shading Accent 5" w:semiHidden="0" w:uiPriority="71" w:unhideWhenUsed="0"/>
+    <w:lsdException w:name="Colorful List Accent 5" w:semiHidden="0" w:uiPriority="72" w:unhideWhenUsed="0"/>
+    <w:lsdException w:name="Colorful Grid Accent 5" w:semiHidden="0" w:uiPriority="73" w:unhideWhenUsed="0"/>
+    <w:lsdException w:name="Light Shading Accent 6" w:semiHidden="0" w:uiPriority="60" w:unhideWhenUsed="0"/>
+    <w:lsdException w:name="Light List Accent 6" w:semiHidden="0" w:uiPriority="61" w:unhideWhenUsed="0"/>
+    <w:lsdException w:name="Light Grid Accent 6" w:semiHidden="0" w:uiPriority="62" w:unhideWhenUsed="0"/>
+    <w:lsdException w:name="Medium Shading 1 Accent 6" w:semiHidden="0" w:uiPriority="63" w:unhideWhenUsed="0"/>
+    <w:lsdException w:name="Medium Shading 2 Accent 6" w:semiHidden="0" w:uiPriority="64" w:unhideWhenUsed="0"/>
+    <w:lsdException w:name="Medium List 1 Accent 6" w:semiHidden="0" w:uiPriority="65" w:unhideWhenUsed="0"/>
+    <w:lsdException w:name="Medium List 2 Accent 6" w:semiHidden="0" w:uiPriority="66" w:unhideWhenUsed="0"/>
+    <w:lsdException w:name="Medium Grid 1 Accent 6" w:semiHidden="0" w:uiPriority="67" w:unhideWhenUsed="0"/>
+    <w:lsdException w:name="Medium Grid 2 Accent 6" w:semiHidden="0" w:uiPriority="68" w:unhideWhenUsed="0"/>
+    <w:lsdException w:name="Medium Grid 3 Accent 6" w:semiHidden="0" w:uiPriority="69" w:unhideWhenUsed="0"/>
+    <w:lsdException w:name="Dark List Accent 6" w:semiHidden="0" w:uiPriority="70" w:unhideWhenUsed="0"/>
+    <w:lsdException w:name="Colorful Shading Accent 6" w:semiHidden="0" w:uiPriority="71" w:unhideWhenUsed="0"/>
+    <w:lsdException w:name="Colorful List Accent 6" w:semiHidden="0" w:uiPriority="72" w:unhideWhenUsed="0"/>
+    <w:lsdException w:name="Colorful Grid Accent 6" w:semiHidden="0" w:uiPriority="73" w:unhideWhenUsed="0"/>
+    <w:lsdException w:name="Subtle Emphasis" w:semiHidden="0" w:uiPriority="19" w:unhideWhenUsed="0" w:qFormat="1"/>
+    <w:lsdException w:name="Intense Emphasis" w:semiHidden="0" w:uiPriority="21" w:unhideWhenUsed="0" w:qFormat="1"/>
+    <w:lsdException w:name="Subtle Reference" w:semiHidden="0" w:uiPriority="31" w:unhideWhenUsed="0" w:qFormat="1"/>
+    <w:lsdException w:name="Intense Reference" w:semiHidden="0" w:uiPriority="32" w:unhideWhenUsed="0" w:qFormat="1"/>
+    <w:lsdException w:name="Book Title" w:semiHidden="0" w:uiPriority="33" w:unhideWhenUsed="0" w:qFormat="1"/>
+    <w:lsdException w:name="Bibliography" w:uiPriority="37"/>
+    <w:lsdException w:name="TOC Heading" w:uiPriority="39" w:qFormat="1"/>
+  </w:latentStyles>
+  <w:style w:type="paragraph" w:default="1" w:styleId="Normal">
+    <w:name w:val="Normal"/>
+    <w:qFormat/>
+  </w:style>
+  <w:style w:type="paragraph" w:styleId="Ttulo1">
+    <w:name w:val="heading 1"/>
+    <w:basedOn w:val="Normal"/>
+    <w:next w:val="Normal"/>
+    <w:link w:val="Ttulo1Char"/>
+    <w:uiPriority w:val="9"/>
+    <w:qFormat/>
+    <w:rsid w:val="00481D88"/>
+    <w:pPr>
+      <w:keepNext/>
+      <w:keepLines/>
+      <w:spacing w:before="360" w:after="80"/>
+      <w:outlineLvl w:val="0"/>
+    </w:pPr>
+    <w:rPr>
+      <w:rFonts w:asciiTheme="majorHAnsi" w:eastAsiaTheme="majorEastAsia" w:hAnsiTheme="majorHAnsi" w:cstheme="majorBidi"/>
+      <w:color w:val="0F4761" w:themeColor="accent1" w:themeShade="BF"/>
+      <w:sz w:val="40"/>
+      <w:szCs w:val="40"/>
+    </w:rPr>
+  </w:style>
+  <w:style w:type="paragraph" w:styleId="Ttulo2">
+    <w:name w:val="heading 2"/>
+    <w:basedOn w:val="Normal"/>
+    <w:next w:val="Normal"/>
+    <w:link w:val="Ttulo2Char"/>
+    <w:uiPriority w:val="9"/>
+    <w:semiHidden/>
+    <w:unhideWhenUsed/>
+    <w:qFormat/>
+    <w:rsid w:val="00481D88"/>
+    <w:pPr>
+      <w:keepNext/>
+      <w:keepLines/>
+      <w:spacing w:before="160" w:after="80"/>
+      <w:outlineLvl w:val="1"/>
+    </w:pPr>
+    <w:rPr>
+      <w:rFonts w:asciiTheme="majorHAnsi" w:eastAsiaTheme="majorEastAsia" w:hAnsiTheme="majorHAnsi" w:cstheme="majorBidi"/>
+      <w:color w:val="0F4761" w:themeColor="accent1" w:themeShade="BF"/>
+      <w:sz w:val="32"/>
+      <w:szCs w:val="32"/>
+    </w:rPr>
+  </w:style>
+  <w:style w:type="paragraph" w:styleId="Ttulo3">
+    <w:name w:val="heading 3"/>
+    <w:basedOn w:val="Normal"/>
+    <w:next w:val="Normal"/>
+    <w:link w:val="Ttulo3Char"/>
+    <w:uiPriority w:val="9"/>
+    <w:semiHidden/>
+    <w:unhideWhenUsed/>
+    <w:qFormat/>
+    <w:rsid w:val="00481D88"/>
+    <w:pPr>
+      <w:keepNext/>
+      <w:keepLines/>
+      <w:spacing w:before="160" w:after="80"/>
+      <w:outlineLvl w:val="2"/>
+    </w:pPr>
+    <w:rPr>
+      <w:rFonts w:eastAsiaTheme="majorEastAsia" w:cstheme="majorBidi"/>
+      <w:color w:val="0F4761" w:themeColor="accent1" w:themeShade="BF"/>
+      <w:sz w:val="28"/>
+      <w:szCs w:val="28"/>
+    </w:rPr>
+  </w:style>
+  <w:style w:type="paragraph" w:styleId="Ttulo4">
+    <w:name w:val="heading 4"/>
+    <w:basedOn w:val="Normal"/>
+    <w:next w:val="Normal"/>
+    <w:link w:val="Ttulo4Char"/>
+    <w:uiPriority w:val="9"/>
+    <w:semiHidden/>
+    <w:unhideWhenUsed/>
+    <w:qFormat/>
+    <w:rsid w:val="00481D88"/>
+    <w:pPr>
+      <w:keepNext/>
+      <w:keepLines/>
+      <w:spacing w:before="80" w:after="40"/>
+      <w:outlineLvl w:val="3"/>
+    </w:pPr>
+    <w:rPr>
+      <w:rFonts w:eastAsiaTheme="majorEastAsia" w:cstheme="majorBidi"/>
+      <w:i/>
+      <w:iCs/>
+      <w:color w:val="0F4761" w:themeColor="accent1" w:themeShade="BF"/>
+    </w:rPr>
+  </w:style>
+  <w:style w:type="paragraph" w:styleId="Ttulo5">
+    <w:name w:val="heading 5"/>
+    <w:basedOn w:val="Normal"/>
+    <w:next w:val="Normal"/>
+    <w:link w:val="Ttulo5Char"/>
+    <w:uiPriority w:val="9"/>
+    <w:semiHidden/>
+    <w:unhideWhenUsed/>
+    <w:qFormat/>
+    <w:rsid w:val="00481D88"/>
+    <w:pPr>
+      <w:keepNext/>
+      <w:keepLines/>
+      <w:spacing w:before="80" w:after="40"/>
+      <w:outlineLvl w:val="4"/>
+    </w:pPr>
+    <w:rPr>
+      <w:rFonts w:eastAsiaTheme="majorEastAsia" w:cstheme="majorBidi"/>
+      <w:color w:val="0F4761" w:themeColor="accent1" w:themeShade="BF"/>
+    </w:rPr>
+  </w:style>
+  <w:style w:type="paragraph" w:styleId="Ttulo6">
+    <w:name w:val="heading 6"/>
+    <w:basedOn w:val="Normal"/>
+    <w:next w:val="Normal"/>
+    <w:link w:val="Ttulo6Char"/>
+    <w:uiPriority w:val="9"/>
+    <w:semiHidden/>
+    <w:unhideWhenUsed/>
+    <w:qFormat/>
+    <w:rsid w:val="00481D88"/>
+    <w:pPr>
+      <w:keepNext/>
+      <w:keepLines/>
+      <w:spacing w:before="40" w:after="0"/>
+      <w:outlineLvl w:val="5"/>
+    </w:pPr>
+    <w:rPr>
+      <w:rFonts w:eastAsiaTheme="majorEastAsia" w:cstheme="majorBidi"/>
+      <w:i/>
+      <w:iCs/>
+      <w:color w:val="595959" w:themeColor="text1" w:themeTint="A6"/>
+    </w:rPr>
+  </w:style>
+  <w:style w:type="paragraph" w:styleId="Ttulo7">
+    <w:name w:val="heading 7"/>
+    <w:basedOn w:val="Normal"/>
+    <w:next w:val="Normal"/>
+    <w:link w:val="Ttulo7Char"/>
+    <w:uiPriority w:val="9"/>
+    <w:semiHidden/>
+    <w:unhideWhenUsed/>
+    <w:qFormat/>
+    <w:rsid w:val="00481D88"/>
+    <w:pPr>
+      <w:keepNext/>
+      <w:keepLines/>
+      <w:spacing w:before="40" w:after="0"/>
+      <w:outlineLvl w:val="6"/>
+    </w:pPr>
+    <w:rPr>
+      <w:rFonts w:eastAsiaTheme="majorEastAsia" w:cstheme="majorBidi"/>
+      <w:color w:val="595959" w:themeColor="text1" w:themeTint="A6"/>
+    </w:rPr>
+  </w:style>
+  <w:style w:type="paragraph" w:styleId="Ttulo8">
+    <w:name w:val="heading 8"/>
+    <w:basedOn w:val="Normal"/>
+    <w:next w:val="Normal"/>
+    <w:link w:val="Ttulo8Char"/>
+    <w:uiPriority w:val="9"/>
+    <w:semiHidden/>
+    <w:unhideWhenUsed/>
+    <w:qFormat/>
+    <w:rsid w:val="00481D88"/>
+    <w:pPr>
+      <w:keepNext/>
+      <w:keepLines/>
+      <w:spacing w:after="0"/>
+      <w:outlineLvl w:val="7"/>
+    </w:pPr>
+    <w:rPr>
+      <w:rFonts w:eastAsiaTheme="majorEastAsia" w:cstheme="majorBidi"/>
+      <w:i/>
+      <w:iCs/>
+      <w:color w:val="272727" w:themeColor="text1" w:themeTint="D8"/>
+    </w:rPr>
+  </w:style>
+  <w:style w:type="paragraph" w:styleId="Ttulo9">
+    <w:name w:val="heading 9"/>
+    <w:basedOn w:val="Normal"/>
+    <w:next w:val="Normal"/>
+    <w:link w:val="Ttulo9Char"/>
+    <w:uiPriority w:val="9"/>
+    <w:semiHidden/>
+    <w:unhideWhenUsed/>
+    <w:qFormat/>
+    <w:rsid w:val="00481D88"/>
+    <w:pPr>
+      <w:keepNext/>
+      <w:keepLines/>
+      <w:spacing w:after="0"/>
+      <w:outlineLvl w:val="8"/>
+    </w:pPr>
+    <w:rPr>
+      <w:rFonts w:eastAsiaTheme="majorEastAsia" w:cstheme="majorBidi"/>
+      <w:color w:val="272727" w:themeColor="text1" w:themeTint="D8"/>
+    </w:rPr>
+  </w:style>
+  <w:style w:type="character" w:default="1" w:styleId="Fontepargpadro">
+    <w:name w:val="Default Paragraph Font"/>
+    <w:uiPriority w:val="1"/>
+    <w:semiHidden/>
+    <w:unhideWhenUsed/>
+  </w:style>
+  <w:style w:type="table" w:default="1" w:styleId="Tabelanormal">
+    <w:name w:val="Normal Table"/>
+    <w:uiPriority w:val="99"/>
+    <w:semiHidden/>
+    <w:unhideWhenUsed/>
+    <w:tblPr>
+      <w:tblInd w:w="0" w:type="dxa"/>
+      <w:tblCellMar>
+        <w:top w:w="0" w:type="dxa"/>
+        <w:left w:w="108" w:type="dxa"/>
+        <w:bottom w:w="0" w:type="dxa"/>
+        <w:right w:w="108" w:type="dxa"/>
+      </w:tblCellMar>
+    </w:tblPr>
+  </w:style>
+  <w:style w:type="numbering" w:default="1" w:styleId="Semlista">
+    <w:name w:val="No List"/>
+    <w:uiPriority w:val="99"/>
+    <w:semiHidden/>
+    <w:unhideWhenUsed/>
+  </w:style>
+  <w:style w:type="character" w:customStyle="1" w:styleId="Ttulo1Char">
+    <w:name w:val="Título 1 Char"/>
+    <w:basedOn w:val="Fontepargpadro"/>
+    <w:link w:val="Ttulo1"/>
+    <w:uiPriority w:val="9"/>
+    <w:rsid w:val="00481D88"/>
+    <w:rPr>
+      <w:rFonts w:asciiTheme="majorHAnsi" w:eastAsiaTheme="majorEastAsia" w:hAnsiTheme="majorHAnsi" w:cstheme="majorBidi"/>
+      <w:color w:val="0F4761" w:themeColor="accent1" w:themeShade="BF"/>
+      <w:sz w:val="40"/>
+      <w:szCs w:val="40"/>
+    </w:rPr>
+  </w:style>
+  <w:style w:type="character" w:customStyle="1" w:styleId="Ttulo2Char">
+    <w:name w:val="Título 2 Char"/>
+    <w:basedOn w:val="Fontepargpadro"/>
+    <w:link w:val="Ttulo2"/>
+    <w:uiPriority w:val="9"/>
+    <w:semiHidden/>
+    <w:rsid w:val="00481D88"/>
+    <w:rPr>
+      <w:rFonts w:asciiTheme="majorHAnsi" w:eastAsiaTheme="majorEastAsia" w:hAnsiTheme="majorHAnsi" w:cstheme="majorBidi"/>
+      <w:color w:val="0F4761" w:themeColor="accent1" w:themeShade="BF"/>
+      <w:sz w:val="32"/>
+      <w:szCs w:val="32"/>
+    </w:rPr>
+  </w:style>
+  <w:style w:type="character" w:customStyle="1" w:styleId="Ttulo3Char">
+    <w:name w:val="Título 3 Char"/>
+    <w:basedOn w:val="Fontepargpadro"/>
+    <w:link w:val="Ttulo3"/>
+    <w:uiPriority w:val="9"/>
+    <w:semiHidden/>
+    <w:rsid w:val="00481D88"/>
+    <w:rPr>
+      <w:rFonts w:eastAsiaTheme="majorEastAsia" w:cstheme="majorBidi"/>
+      <w:color w:val="0F4761" w:themeColor="accent1" w:themeShade="BF"/>
+      <w:sz w:val="28"/>
+      <w:szCs w:val="28"/>
+    </w:rPr>
+  </w:style>
+  <w:style w:type="character" w:customStyle="1" w:styleId="Ttulo4Char">
+    <w:name w:val="Título 4 Char"/>
+    <w:basedOn w:val="Fontepargpadro"/>
+    <w:link w:val="Ttulo4"/>
+    <w:uiPriority w:val="9"/>
+    <w:semiHidden/>
+    <w:rsid w:val="00481D88"/>
+    <w:rPr>
+      <w:rFonts w:eastAsiaTheme="majorEastAsia" w:cstheme="majorBidi"/>
+      <w:i/>
+      <w:iCs/>
+      <w:color w:val="0F4761" w:themeColor="accent1" w:themeShade="BF"/>
+    </w:rPr>
+  </w:style>
+  <w:style w:type="character" w:customStyle="1" w:styleId="Ttulo5Char">
+    <w:name w:val="Título 5 Char"/>
+    <w:basedOn w:val="Fontepargpadro"/>
+    <w:link w:val="Ttulo5"/>
+    <w:uiPriority w:val="9"/>
+    <w:semiHidden/>
+    <w:rsid w:val="00481D88"/>
+    <w:rPr>
+      <w:rFonts w:eastAsiaTheme="majorEastAsia" w:cstheme="majorBidi"/>
+      <w:color w:val="0F4761" w:themeColor="accent1" w:themeShade="BF"/>
+    </w:rPr>
+  </w:style>
+  <w:style w:type="character" w:customStyle="1" w:styleId="Ttulo6Char">
+    <w:name w:val="Título 6 Char"/>
+    <w:basedOn w:val="Fontepargpadro"/>
+    <w:link w:val="Ttulo6"/>
+    <w:uiPriority w:val="9"/>
+    <w:semiHidden/>
+    <w:rsid w:val="00481D88"/>
+    <w:rPr>
+      <w:rFonts w:eastAsiaTheme="majorEastAsia" w:cstheme="majorBidi"/>
+      <w:i/>
+      <w:iCs/>
+      <w:color w:val="595959" w:themeColor="text1" w:themeTint="A6"/>
+    </w:rPr>
+  </w:style>
+  <w:style w:type="character" w:customStyle="1" w:styleId="Ttulo7Char">
+    <w:name w:val="Título 7 Char"/>
+    <w:basedOn w:val="Fontepargpadro"/>
+    <w:link w:val="Ttulo7"/>
+    <w:uiPriority w:val="9"/>
+    <w:semiHidden/>
+    <w:rsid w:val="00481D88"/>
+    <w:rPr>
+      <w:rFonts w:eastAsiaTheme="majorEastAsia" w:cstheme="majorBidi"/>
+      <w:color w:val="595959" w:themeColor="text1" w:themeTint="A6"/>
+    </w:rPr>
+  </w:style>
+  <w:style w:type="character" w:customStyle="1" w:styleId="Ttulo8Char">
+    <w:name w:val="Título 8 Char"/>
+    <w:basedOn w:val="Fontepargpadro"/>
+    <w:link w:val="Ttulo8"/>
+    <w:uiPriority w:val="9"/>
+    <w:semiHidden/>
+    <w:rsid w:val="00481D88"/>
+    <w:rPr>
+      <w:rFonts w:eastAsiaTheme="majorEastAsia" w:cstheme="majorBidi"/>
+      <w:i/>
+      <w:iCs/>
+      <w:color w:val="272727" w:themeColor="text1" w:themeTint="D8"/>
+    </w:rPr>
+  </w:style>
+  <w:style w:type="character" w:customStyle="1" w:styleId="Ttulo9Char">
+    <w:name w:val="Título 9 Char"/>
+    <w:basedOn w:val="Fontepargpadro"/>
+    <w:link w:val="Ttulo9"/>
+    <w:uiPriority w:val="9"/>
+    <w:semiHidden/>
+    <w:rsid w:val="00481D88"/>
+    <w:rPr>
+      <w:rFonts w:eastAsiaTheme="majorEastAsia" w:cstheme="majorBidi"/>
+      <w:color w:val="272727" w:themeColor="text1" w:themeTint="D8"/>
+    </w:rPr>
+  </w:style>
+  <w:style w:type="paragraph" w:styleId="Ttulo">
+    <w:name w:val="Title"/>
+    <w:basedOn w:val="Normal"/>
+    <w:next w:val="Normal"/>
+    <w:link w:val="TtuloChar"/>
+    <w:uiPriority w:val="10"/>
+    <w:qFormat/>
+    <w:rsid w:val="00481D88"/>
+    <w:pPr>
+      <w:spacing w:after="80" w:line="240" w:lineRule="auto"/>
+      <w:contextualSpacing/>
+    </w:pPr>
+    <w:rPr>
+      <w:rFonts w:asciiTheme="majorHAnsi" w:eastAsiaTheme="majorEastAsia" w:hAnsiTheme="majorHAnsi" w:cstheme="majorBidi"/>
+      <w:spacing w:val="-10"/>
+      <w:kern w:val="28"/>
+      <w:sz w:val="56"/>
+      <w:szCs w:val="56"/>
+    </w:rPr>
+  </w:style>
+  <w:style w:type="character" w:customStyle="1" w:styleId="TtuloChar">
+    <w:name w:val="Título Char"/>
+    <w:basedOn w:val="Fontepargpadro"/>
+    <w:link w:val="Ttulo"/>
+    <w:uiPriority w:val="10"/>
+    <w:rsid w:val="00481D88"/>
+    <w:rPr>
+      <w:rFonts w:asciiTheme="majorHAnsi" w:eastAsiaTheme="majorEastAsia" w:hAnsiTheme="majorHAnsi" w:cstheme="majorBidi"/>
+      <w:spacing w:val="-10"/>
+      <w:kern w:val="28"/>
+      <w:sz w:val="56"/>
+      <w:szCs w:val="56"/>
+    </w:rPr>
+  </w:style>
+  <w:style w:type="paragraph" w:styleId="Subttulo">
+    <w:name w:val="Subtitle"/>
+    <w:basedOn w:val="Normal"/>
+    <w:next w:val="Normal"/>
+    <w:link w:val="SubttuloChar"/>
+    <w:uiPriority w:val="11"/>
+    <w:qFormat/>
+    <w:rsid w:val="00481D88"/>
+    <w:pPr>
+      <w:numPr>
+        <w:ilvl w:val="1"/>
+      </w:numPr>
+    </w:pPr>
+    <w:rPr>
+      <w:rFonts w:eastAsiaTheme="majorEastAsia" w:cstheme="majorBidi"/>
+      <w:color w:val="595959" w:themeColor="text1" w:themeTint="A6"/>
+      <w:spacing w:val="15"/>
+      <w:sz w:val="28"/>
+      <w:szCs w:val="28"/>
+    </w:rPr>
+  </w:style>
+  <w:style w:type="character" w:customStyle="1" w:styleId="SubttuloChar">
+    <w:name w:val="Subtítulo Char"/>
+    <w:basedOn w:val="Fontepargpadro"/>
+    <w:link w:val="Subttulo"/>
+    <w:uiPriority w:val="11"/>
+    <w:rsid w:val="00481D88"/>
+    <w:rPr>
+      <w:rFonts w:eastAsiaTheme="majorEastAsia" w:cstheme="majorBidi"/>
+      <w:color w:val="595959" w:themeColor="text1" w:themeTint="A6"/>
+      <w:spacing w:val="15"/>
+      <w:sz w:val="28"/>
+      <w:szCs w:val="28"/>
+    </w:rPr>
+  </w:style>
+  <w:style w:type="paragraph" w:styleId="Citao">
+    <w:name w:val="Quote"/>
+    <w:basedOn w:val="Normal"/>
+    <w:next w:val="Normal"/>
+    <w:link w:val="CitaoChar"/>
+    <w:uiPriority w:val="29"/>
+    <w:qFormat/>
+    <w:rsid w:val="00481D88"/>
+    <w:pPr>
+      <w:spacing w:before="160"/>
+      <w:jc w:val="center"/>
+    </w:pPr>
+    <w:rPr>
+      <w:i/>
+      <w:iCs/>
+      <w:color w:val="404040" w:themeColor="text1" w:themeTint="BF"/>
+    </w:rPr>
+  </w:style>
+  <w:style w:type="character" w:customStyle="1" w:styleId="CitaoChar">
+    <w:name w:val="Citação Char"/>
+    <w:basedOn w:val="Fontepargpadro"/>
+    <w:link w:val="Citao"/>
+    <w:uiPriority w:val="29"/>
+    <w:rsid w:val="00481D88"/>
+    <w:rPr>
+      <w:i/>
+      <w:iCs/>
+      <w:color w:val="404040" w:themeColor="text1" w:themeTint="BF"/>
+    </w:rPr>
+  </w:style>
+  <w:style w:type="paragraph" w:styleId="PargrafodaLista">
+    <w:name w:val="List Paragraph"/>
+    <w:basedOn w:val="Normal"/>
+    <w:uiPriority w:val="34"/>
+    <w:qFormat/>
+    <w:rsid w:val="00481D88"/>
+    <w:pPr>
+      <w:ind w:left="720"/>
+      <w:contextualSpacing/>
+    </w:pPr>
+  </w:style>
+  <w:style w:type="character" w:styleId="nfaseIntensa">
+    <w:name w:val="Intense Emphasis"/>
+    <w:basedOn w:val="Fontepargpadro"/>
+    <w:uiPriority w:val="21"/>
+    <w:qFormat/>
+    <w:rsid w:val="00481D88"/>
+    <w:rPr>
+      <w:i/>
+      <w:iCs/>
+      <w:color w:val="0F4761" w:themeColor="accent1" w:themeShade="BF"/>
+    </w:rPr>
+  </w:style>
+  <w:style w:type="paragraph" w:styleId="CitaoIntensa">
+    <w:name w:val="Intense Quote"/>
+    <w:basedOn w:val="Normal"/>
+    <w:next w:val="Normal"/>
+    <w:link w:val="CitaoIntensaChar"/>
+    <w:uiPriority w:val="30"/>
+    <w:qFormat/>
+    <w:rsid w:val="00481D88"/>
+    <w:pPr>
+      <w:pBdr>
+        <w:top w:val="single" w:sz="4" w:space="10" w:color="0F4761" w:themeColor="accent1" w:themeShade="BF"/>
+        <w:bottom w:val="single" w:sz="4" w:space="10" w:color="0F4761" w:themeColor="accent1" w:themeShade="BF"/>
+      </w:pBdr>
+      <w:spacing w:before="360" w:after="360"/>
+      <w:ind w:left="864" w:right="864"/>
+      <w:jc w:val="center"/>
+    </w:pPr>
+    <w:rPr>
+      <w:i/>
+      <w:iCs/>
+      <w:color w:val="0F4761" w:themeColor="accent1" w:themeShade="BF"/>
+    </w:rPr>
+  </w:style>
+  <w:style w:type="character" w:customStyle="1" w:styleId="CitaoIntensaChar">
     <w:name w:val="Citação Intensa Char"/>
     <w:basedOn w:val="Fontepargpadro"/>
     <w:link w:val="CitaoIntensa"/>
@@ -1560,7 +2100,7 @@
 </file>
 
 <file path=word/theme/theme1.xml><?xml version="1.0" encoding="utf-8"?>
-<a:theme xmlns:a="http://schemas.openxmlformats.org/drawingml/2006/main" xmlns:thm15="http://schemas.microsoft.com/office/thememl/2012/main" name="Tema do Office">
+<a:theme xmlns:a="http://schemas.openxmlformats.org/drawingml/2006/main" name="Tema do Office">
   <a:themeElements>
     <a:clrScheme name="Office">
       <a:dk1>
@@ -1848,8 +2388,20 @@
   <a:extraClrSchemeLst/>
   <a:extLst>
     <a:ext uri="{05A4C25C-085E-4340-85A3-A5531E510DB2}">
-      <thm15:themeFamily xmlns:thm15="http://schemas.microsoft.com/office/thememl/2012/main" name="Office Theme" id="{2E142A2C-CD16-42D6-873A-C26D2A0506FA}" vid="{1BDDFF52-6CD6-40A5-AB3C-68EB2F1E4D0A}"/>
+      <thm15:themeFamily xmlns:thm15="http://schemas.microsoft.com/office/thememl/2012/main" xmlns="" name="Office Theme" id="{2E142A2C-CD16-42D6-873A-C26D2A0506FA}" vid="{1BDDFF52-6CD6-40A5-AB3C-68EB2F1E4D0A}"/>
     </a:ext>
   </a:extLst>
 </a:theme>
+</file>
+
+<file path=customXml/item1.xml><?xml version="1.0" encoding="utf-8"?>
+<b:Sources xmlns:b="http://schemas.openxmlformats.org/officeDocument/2006/bibliography" xmlns="http://schemas.openxmlformats.org/officeDocument/2006/bibliography" SelectedStyle="\APA.XSL" StyleName="APA"/>
+</file>
+
+<file path=customXml/itemProps1.xml><?xml version="1.0" encoding="utf-8"?>
+<ds:datastoreItem xmlns:ds="http://schemas.openxmlformats.org/officeDocument/2006/customXml" ds:itemID="{6890F82A-460E-4C94-A59E-C4D152220497}">
+  <ds:schemaRefs>
+    <ds:schemaRef ds:uri="http://schemas.openxmlformats.org/officeDocument/2006/bibliography"/>
+  </ds:schemaRefs>
+</ds:datastoreItem>
 </file>
--- a/roadmap helpdesk.docx
+++ b/roadmap helpdesk.docx
@@ -463,19 +463,26 @@
     </w:p>
     <w:p/>
     <w:p>
+      <w:r>
+        <w:t>[</w:t>
+      </w:r>
+      <w:r>
+        <w:t>x</w:t>
+      </w:r>
+      <w:r>
+        <w:t xml:space="preserve">] </w:t>
+      </w:r>
+      <w:r>
+        <w:t xml:space="preserve">Filtros Avançados: </w:t>
+      </w:r>
       <w:proofErr w:type="gramStart"/>
       <w:r>
-        <w:t xml:space="preserve">[ </w:t>
+        <w:t>Implementação</w:t>
       </w:r>
       <w:proofErr w:type="gramEnd"/>
       <w:r>
-        <w:t xml:space="preserve">] </w:t>
-      </w:r>
-      <w:r>
-        <w:t>Filtros Avançados: Implementação de filtros por Empresa Serviço, Área Serviço e Filtro de Localidade (CD) via subservico1.</w:t>
-      </w:r>
-      <w:bookmarkStart w:id="0" w:name="_GoBack"/>
-      <w:bookmarkEnd w:id="0"/>
+        <w:t xml:space="preserve"> de filtros por Empresa Serviço, Área Serviço e Filtro de Localidade (CD) via subservico1.</w:t>
+      </w:r>
     </w:p>
     <w:p/>
     <w:p>
@@ -575,11 +582,9 @@
     </w:p>
     <w:p/>
     <w:p>
-      <w:proofErr w:type="gramStart"/>
-      <w:r>
-        <w:t xml:space="preserve">[ </w:t>
-      </w:r>
-      <w:proofErr w:type="gramEnd"/>
+      <w:r>
+        <w:t>[x</w:t>
+      </w:r>
       <w:r>
         <w:t xml:space="preserve">] </w:t>
       </w:r>
@@ -602,11 +607,9 @@
     </w:p>
     <w:p/>
     <w:p>
-      <w:proofErr w:type="gramStart"/>
-      <w:r>
-        <w:t xml:space="preserve">[ </w:t>
-      </w:r>
-      <w:proofErr w:type="gramEnd"/>
+      <w:r>
+        <w:t>[x</w:t>
+      </w:r>
       <w:r>
         <w:t xml:space="preserve">] </w:t>
       </w:r>
@@ -656,37 +659,43 @@
       </w:r>
     </w:p>
     <w:p>
+      <w:r>
+        <w:t>[x</w:t>
+      </w:r>
+      <w:r>
+        <w:t xml:space="preserve">] </w:t>
+      </w:r>
+      <w:proofErr w:type="spellStart"/>
+      <w:r>
+        <w:t>Dockerization</w:t>
+      </w:r>
+      <w:proofErr w:type="spellEnd"/>
+      <w:r>
+        <w:t xml:space="preserve">: Criação do </w:t>
+      </w:r>
+      <w:proofErr w:type="spellStart"/>
+      <w:r>
+        <w:t>Dockerfile</w:t>
+      </w:r>
+      <w:proofErr w:type="spellEnd"/>
+      <w:r>
+        <w:t xml:space="preserve"> </w:t>
+      </w:r>
+      <w:proofErr w:type="spellStart"/>
+      <w:r>
+        <w:t>multi-stage</w:t>
+      </w:r>
+      <w:proofErr w:type="spellEnd"/>
+      <w:r>
+        <w:t xml:space="preserve"> (Build com Node</w:t>
+      </w:r>
       <w:proofErr w:type="gramStart"/>
       <w:r>
-        <w:t xml:space="preserve">[ </w:t>
+        <w:t>, Serve</w:t>
       </w:r>
       <w:proofErr w:type="gramEnd"/>
       <w:r>
-        <w:t xml:space="preserve">] </w:t>
-      </w:r>
-      <w:proofErr w:type="spellStart"/>
-      <w:r>
-        <w:t>Dockerization</w:t>
-      </w:r>
-      <w:proofErr w:type="spellEnd"/>
-      <w:r>
-        <w:t xml:space="preserve">: Criação do </w:t>
-      </w:r>
-      <w:proofErr w:type="spellStart"/>
-      <w:r>
-        <w:t>Dockerfile</w:t>
-      </w:r>
-      <w:proofErr w:type="spellEnd"/>
-      <w:r>
-        <w:t xml:space="preserve"> </w:t>
-      </w:r>
-      <w:proofErr w:type="spellStart"/>
-      <w:r>
-        <w:t>multi-stage</w:t>
-      </w:r>
-      <w:proofErr w:type="spellEnd"/>
-      <w:r>
-        <w:t xml:space="preserve"> (Build com Node, Serve com </w:t>
+        <w:t xml:space="preserve"> com </w:t>
       </w:r>
       <w:proofErr w:type="spellStart"/>
       <w:r>
@@ -699,32 +708,46 @@
     </w:p>
     <w:p/>
     <w:p>
+      <w:r>
+        <w:t>[</w:t>
+      </w:r>
+      <w:r>
+        <w:t>x</w:t>
+      </w:r>
+      <w:r>
+        <w:t xml:space="preserve">] Local Server Setup: Configuração para rodar na rede local do </w:t>
+      </w:r>
+      <w:proofErr w:type="spellStart"/>
       <w:proofErr w:type="gramStart"/>
       <w:r>
-        <w:t xml:space="preserve">[ </w:t>
-      </w:r>
+        <w:t>GrupoSC</w:t>
+      </w:r>
+      <w:proofErr w:type="spellEnd"/>
       <w:proofErr w:type="gramEnd"/>
       <w:r>
-        <w:t xml:space="preserve">] Local Server Setup: Configuração para rodar na rede local do </w:t>
-      </w:r>
-      <w:proofErr w:type="spellStart"/>
-      <w:r>
-        <w:t>GrupoSC</w:t>
-      </w:r>
-      <w:proofErr w:type="spellEnd"/>
-      <w:r>
         <w:t xml:space="preserve"> (considerando o proxy).</w:t>
       </w:r>
     </w:p>
     <w:p/>
     <w:p>
+      <w:r>
+        <w:t>[</w:t>
+      </w:r>
+      <w:r>
+        <w:t>x</w:t>
+      </w:r>
+      <w:bookmarkStart w:id="0" w:name="_GoBack"/>
+      <w:bookmarkEnd w:id="0"/>
+      <w:r>
+        <w:t>] Documentação (</w:t>
+      </w:r>
       <w:proofErr w:type="gramStart"/>
       <w:r>
-        <w:t xml:space="preserve">[ </w:t>
+        <w:t>README.</w:t>
       </w:r>
       <w:proofErr w:type="gramEnd"/>
       <w:r>
-        <w:t>] Documentação (README.md): Manual de execução e manutenção para o time de TI.</w:t>
+        <w:t>md): Manual de execução e manutenção para o time de TI.</w:t>
       </w:r>
     </w:p>
     <w:sectPr>
@@ -2399,7 +2422,7 @@
 </file>
 
 <file path=customXml/itemProps1.xml><?xml version="1.0" encoding="utf-8"?>
-<ds:datastoreItem xmlns:ds="http://schemas.openxmlformats.org/officeDocument/2006/customXml" ds:itemID="{6890F82A-460E-4C94-A59E-C4D152220497}">
+<ds:datastoreItem xmlns:ds="http://schemas.openxmlformats.org/officeDocument/2006/customXml" ds:itemID="{CBD145F5-3014-470E-9161-FFE572F1EA96}">
   <ds:schemaRefs>
     <ds:schemaRef ds:uri="http://schemas.openxmlformats.org/officeDocument/2006/bibliography"/>
   </ds:schemaRefs>
